--- a/v2 HCC+/User-Guide-HCC-Humanitarian-Carbon-Calculator-1.docx
+++ b/v2 HCC+/User-Guide-HCC-Humanitarian-Carbon-Calculator-1.docx
@@ -3072,14 +3072,6 @@
       </w:r>
     </w:p>
     <w:p>
-      <w:pPr>
-        <w:sectPr>
-          <w:pgSz w:w="11906" w:h="16838"/>
-          <w:pgMar w:top="1417" w:right="1417" w:bottom="851" w:left="1417" w:header="708" w:footer="708" w:gutter="0"/>
-          <w:cols w:space="708"/>
-          <w:docGrid w:linePitch="360"/>
-        </w:sectPr>
-      </w:pPr>
       <w:r>
         <w:t xml:space="preserve">This guide </w:t>
       </w:r>
@@ -3147,6 +3139,68 @@
       </w:r>
     </w:p>
     <w:p>
+      <w:r>
+        <w:drawing>
+          <wp:inline distT="0" distB="0" distL="0" distR="0" wp14:anchorId="728F66EB" wp14:editId="4467ACFC">
+            <wp:extent cx="2063620" cy="532738"/>
+            <wp:effectExtent l="0" t="0" r="0" b="1270"/>
+            <wp:docPr id="1823405642" name="Image 72"/>
+            <wp:cNvGraphicFramePr>
+              <a:graphicFrameLocks xmlns:a="http://schemas.openxmlformats.org/drawingml/2006/main" noChangeAspect="1"/>
+            </wp:cNvGraphicFramePr>
+            <a:graphic xmlns:a="http://schemas.openxmlformats.org/drawingml/2006/main">
+              <a:graphicData uri="http://schemas.openxmlformats.org/drawingml/2006/picture">
+                <pic:pic xmlns:pic="http://schemas.openxmlformats.org/drawingml/2006/picture">
+                  <pic:nvPicPr>
+                    <pic:cNvPr id="0" name="Picture 18"/>
+                    <pic:cNvPicPr>
+                      <a:picLocks noChangeAspect="1" noChangeArrowheads="1"/>
+                    </pic:cNvPicPr>
+                  </pic:nvPicPr>
+                  <pic:blipFill>
+                    <a:blip r:embed="rId17" cstate="print">
+                      <a:extLst>
+                        <a:ext uri="{28A0092B-C50C-407E-A947-70E740481C1C}">
+                          <a14:useLocalDpi xmlns:a14="http://schemas.microsoft.com/office/drawing/2010/main" val="0"/>
+                        </a:ext>
+                      </a:extLst>
+                    </a:blip>
+                    <a:srcRect/>
+                    <a:stretch>
+                      <a:fillRect/>
+                    </a:stretch>
+                  </pic:blipFill>
+                  <pic:spPr bwMode="auto">
+                    <a:xfrm>
+                      <a:off x="0" y="0"/>
+                      <a:ext cx="2079082" cy="536730"/>
+                    </a:xfrm>
+                    <a:prstGeom prst="rect">
+                      <a:avLst/>
+                    </a:prstGeom>
+                    <a:noFill/>
+                    <a:ln>
+                      <a:noFill/>
+                    </a:ln>
+                  </pic:spPr>
+                </pic:pic>
+              </a:graphicData>
+            </a:graphic>
+          </wp:inline>
+        </w:drawing>
+      </w:r>
+    </w:p>
+    <w:p>
+      <w:pPr>
+        <w:sectPr>
+          <w:pgSz w:w="11906" w:h="16838"/>
+          <w:pgMar w:top="1417" w:right="1417" w:bottom="851" w:left="1417" w:header="708" w:footer="708" w:gutter="0"/>
+          <w:cols w:space="708"/>
+          <w:docGrid w:linePitch="360"/>
+        </w:sectPr>
+      </w:pPr>
+    </w:p>
+    <w:p>
       <w:pPr>
         <w:pStyle w:val="Titre2"/>
         <w:jc w:val="both"/>
@@ -3594,7 +3648,7 @@
         </w:rPr>
         <w:t xml:space="preserve">and in response to the adoption by over 300 organisations to date of the </w:t>
       </w:r>
-      <w:hyperlink r:id="rId17" w:history="1">
+      <w:hyperlink r:id="rId18" w:history="1">
         <w:r>
           <w:rPr>
             <w:rStyle w:val="Lienhypertexte"/>
@@ -4897,23 +4951,12 @@
                                 </w:rPr>
                                 <w:t xml:space="preserve">connected to </w:t>
                               </w:r>
-                              <w:proofErr w:type="spellStart"/>
-                              <w:proofErr w:type="gramStart"/>
                               <w:r>
                                 <w:rPr>
                                   <w:sz w:val="18"/>
                                   <w:szCs w:val="18"/>
                                 </w:rPr>
-                                <w:t>a</w:t>
-                              </w:r>
-                              <w:proofErr w:type="spellEnd"/>
-                              <w:proofErr w:type="gramEnd"/>
-                              <w:r>
-                                <w:rPr>
-                                  <w:sz w:val="18"/>
-                                  <w:szCs w:val="18"/>
-                                </w:rPr>
-                                <w:t xml:space="preserve"> external data visualisation like</w:t>
+                                <w:t>a external data visualisation like</w:t>
                               </w:r>
                               <w:r>
                                 <w:rPr>
@@ -5082,23 +5125,12 @@
                           </w:rPr>
                           <w:t xml:space="preserve">connected to </w:t>
                         </w:r>
-                        <w:proofErr w:type="spellStart"/>
-                        <w:proofErr w:type="gramStart"/>
                         <w:r>
                           <w:rPr>
                             <w:sz w:val="18"/>
                             <w:szCs w:val="18"/>
                           </w:rPr>
-                          <w:t>a</w:t>
-                        </w:r>
-                        <w:proofErr w:type="spellEnd"/>
-                        <w:proofErr w:type="gramEnd"/>
-                        <w:r>
-                          <w:rPr>
-                            <w:sz w:val="18"/>
-                            <w:szCs w:val="18"/>
-                          </w:rPr>
-                          <w:t xml:space="preserve"> external data visualisation like</w:t>
+                          <w:t>a external data visualisation like</w:t>
                         </w:r>
                         <w:r>
                           <w:rPr>
@@ -9979,7 +10011,7 @@
                     <pic:cNvPicPr/>
                   </pic:nvPicPr>
                   <pic:blipFill>
-                    <a:blip r:embed="rId18"/>
+                    <a:blip r:embed="rId19"/>
                     <a:stretch>
                       <a:fillRect/>
                     </a:stretch>
@@ -10041,880 +10073,6 @@
             <wp:extent cx="2775006" cy="1303268"/>
             <wp:effectExtent l="0" t="0" r="6350" b="0"/>
             <wp:docPr id="81" name="Image 81"/>
-            <wp:cNvGraphicFramePr>
-              <a:graphicFrameLocks xmlns:a="http://schemas.openxmlformats.org/drawingml/2006/main" noChangeAspect="1"/>
-            </wp:cNvGraphicFramePr>
-            <a:graphic xmlns:a="http://schemas.openxmlformats.org/drawingml/2006/main">
-              <a:graphicData uri="http://schemas.openxmlformats.org/drawingml/2006/picture">
-                <pic:pic xmlns:pic="http://schemas.openxmlformats.org/drawingml/2006/picture">
-                  <pic:nvPicPr>
-                    <pic:cNvPr id="1" name=""/>
-                    <pic:cNvPicPr/>
-                  </pic:nvPicPr>
-                  <pic:blipFill>
-                    <a:blip r:embed="rId19"/>
-                    <a:stretch>
-                      <a:fillRect/>
-                    </a:stretch>
-                  </pic:blipFill>
-                  <pic:spPr>
-                    <a:xfrm>
-                      <a:off x="0" y="0"/>
-                      <a:ext cx="2786879" cy="1308844"/>
-                    </a:xfrm>
-                    <a:prstGeom prst="rect">
-                      <a:avLst/>
-                    </a:prstGeom>
-                  </pic:spPr>
-                </pic:pic>
-              </a:graphicData>
-            </a:graphic>
-          </wp:inline>
-        </w:drawing>
-      </w:r>
-    </w:p>
-    <w:p>
-      <w:pPr>
-        <w:jc w:val="both"/>
-        <w:rPr>
-          <w:lang w:val="en-GB"/>
-        </w:rPr>
-      </w:pPr>
-      <w:r>
-        <w:rPr>
-          <w:lang w:val="en-GB"/>
-        </w:rPr>
-        <w:t>If you've accidentally clicked "no", you can do the following:</w:t>
-      </w:r>
-      <w:r>
-        <w:rPr>
-          <w:lang w:val="en-GB"/>
-        </w:rPr>
-        <w:t xml:space="preserve"> </w:t>
-      </w:r>
-      <w:r>
-        <w:rPr>
-          <w:lang w:val="en-GB"/>
-        </w:rPr>
-        <w:t xml:space="preserve">Click the </w:t>
-      </w:r>
-      <w:r>
-        <w:rPr>
-          <w:b/>
-          <w:bCs/>
-          <w:lang w:val="en-GB"/>
-        </w:rPr>
-        <w:t>File</w:t>
-      </w:r>
-      <w:r>
-        <w:rPr>
-          <w:lang w:val="en-GB"/>
-        </w:rPr>
-        <w:t xml:space="preserve"> tab, and then click </w:t>
-      </w:r>
-      <w:r>
-        <w:rPr>
-          <w:b/>
-          <w:bCs/>
-          <w:lang w:val="en-GB"/>
-        </w:rPr>
-        <w:t>Options</w:t>
-      </w:r>
-      <w:r>
-        <w:rPr>
-          <w:lang w:val="en-GB"/>
-        </w:rPr>
-        <w:t xml:space="preserve"> at the very bottom of the left bar. On the left-side pane, select </w:t>
-      </w:r>
-      <w:r>
-        <w:rPr>
-          <w:b/>
-          <w:bCs/>
-          <w:lang w:val="en-GB"/>
-        </w:rPr>
-        <w:t xml:space="preserve">Trust </w:t>
-      </w:r>
-      <w:proofErr w:type="spellStart"/>
-      <w:r>
-        <w:rPr>
-          <w:b/>
-          <w:bCs/>
-          <w:lang w:val="en-GB"/>
-        </w:rPr>
-        <w:t>Center</w:t>
-      </w:r>
-      <w:proofErr w:type="spellEnd"/>
-      <w:r>
-        <w:rPr>
-          <w:lang w:val="en-GB"/>
-        </w:rPr>
-        <w:t xml:space="preserve">, and then click </w:t>
-      </w:r>
-      <w:r>
-        <w:rPr>
-          <w:b/>
-          <w:bCs/>
-          <w:lang w:val="en-GB"/>
-        </w:rPr>
-        <w:t xml:space="preserve">Trust </w:t>
-      </w:r>
-      <w:proofErr w:type="spellStart"/>
-      <w:r>
-        <w:rPr>
-          <w:b/>
-          <w:bCs/>
-          <w:lang w:val="en-GB"/>
-        </w:rPr>
-        <w:t>Center</w:t>
-      </w:r>
-      <w:proofErr w:type="spellEnd"/>
-      <w:r>
-        <w:rPr>
-          <w:b/>
-          <w:bCs/>
-          <w:lang w:val="en-GB"/>
-        </w:rPr>
-        <w:t xml:space="preserve"> Settings</w:t>
-      </w:r>
-      <w:proofErr w:type="gramStart"/>
-      <w:r>
-        <w:rPr>
-          <w:b/>
-          <w:bCs/>
-          <w:lang w:val="en-GB"/>
-        </w:rPr>
-        <w:t>…</w:t>
-      </w:r>
-      <w:r>
-        <w:rPr>
-          <w:lang w:val="en-GB"/>
-        </w:rPr>
-        <w:t xml:space="preserve"> .</w:t>
-      </w:r>
-      <w:proofErr w:type="gramEnd"/>
-      <w:r>
-        <w:rPr>
-          <w:lang w:val="en-GB"/>
-        </w:rPr>
-        <w:t xml:space="preserve"> In the Trust </w:t>
-      </w:r>
-      <w:proofErr w:type="spellStart"/>
-      <w:r>
-        <w:rPr>
-          <w:lang w:val="en-GB"/>
-        </w:rPr>
-        <w:t>Center</w:t>
-      </w:r>
-      <w:proofErr w:type="spellEnd"/>
-      <w:r>
-        <w:rPr>
-          <w:lang w:val="en-GB"/>
-        </w:rPr>
-        <w:t xml:space="preserve"> dialog box, click </w:t>
-      </w:r>
-      <w:r>
-        <w:rPr>
-          <w:b/>
-          <w:bCs/>
-          <w:lang w:val="en-GB"/>
-        </w:rPr>
-        <w:t>Macro Settings</w:t>
-      </w:r>
-      <w:r>
-        <w:rPr>
-          <w:lang w:val="en-GB"/>
-        </w:rPr>
-        <w:t xml:space="preserve"> on the left, select </w:t>
-      </w:r>
-      <w:r>
-        <w:rPr>
-          <w:b/>
-          <w:bCs/>
-          <w:lang w:val="en-GB"/>
-        </w:rPr>
-        <w:t>Enable all macros</w:t>
-      </w:r>
-      <w:r>
-        <w:rPr>
-          <w:lang w:val="en-GB"/>
-        </w:rPr>
-        <w:t xml:space="preserve"> and click </w:t>
-      </w:r>
-      <w:r>
-        <w:rPr>
-          <w:b/>
-          <w:bCs/>
-          <w:lang w:val="en-GB"/>
-        </w:rPr>
-        <w:t>OK</w:t>
-      </w:r>
-      <w:r>
-        <w:rPr>
-          <w:lang w:val="en-GB"/>
-        </w:rPr>
-        <w:t>.</w:t>
-      </w:r>
-      <w:r>
-        <w:rPr>
-          <w:lang w:val="en-GB"/>
-        </w:rPr>
-        <w:t xml:space="preserve"> </w:t>
-      </w:r>
-      <w:r>
-        <w:rPr>
-          <w:lang w:val="en-GB"/>
-        </w:rPr>
-        <w:t>Of course, you can always download a blank version of the tool if you think you've broken something.</w:t>
-      </w:r>
-    </w:p>
-    <w:p>
-      <w:pPr>
-        <w:jc w:val="both"/>
-        <w:rPr>
-          <w:lang w:val="en-GB"/>
-        </w:rPr>
-      </w:pPr>
-      <w:r>
-        <w:rPr>
-          <w:lang w:val="en-GB"/>
-        </w:rPr>
-        <w:t xml:space="preserve">When using the tool for the first time, </w:t>
-      </w:r>
-      <w:r>
-        <w:rPr>
-          <w:lang w:val="en-GB"/>
-        </w:rPr>
-        <w:t xml:space="preserve">it is advisable to save one empty version </w:t>
-      </w:r>
-      <w:r>
-        <w:rPr>
-          <w:lang w:val="en-GB"/>
-        </w:rPr>
-        <w:t xml:space="preserve">of the tool, </w:t>
-      </w:r>
-      <w:r>
-        <w:rPr>
-          <w:lang w:val="en-GB"/>
-        </w:rPr>
-        <w:t>organi</w:t>
-      </w:r>
-      <w:r>
-        <w:rPr>
-          <w:lang w:val="en-GB"/>
-        </w:rPr>
-        <w:t>z</w:t>
-      </w:r>
-      <w:r>
-        <w:rPr>
-          <w:lang w:val="en-GB"/>
-        </w:rPr>
-        <w:t>ed according to the scope of your organi</w:t>
-      </w:r>
-      <w:r>
-        <w:rPr>
-          <w:lang w:val="en-GB"/>
-        </w:rPr>
-        <w:t>s</w:t>
-      </w:r>
-      <w:r>
-        <w:rPr>
-          <w:lang w:val="en-GB"/>
-        </w:rPr>
-        <w:t>ation and your accounting boundaries.</w:t>
-      </w:r>
-      <w:r>
-        <w:rPr>
-          <w:lang w:val="en-GB"/>
-        </w:rPr>
-        <w:t xml:space="preserve"> </w:t>
-      </w:r>
-      <w:r>
-        <w:rPr>
-          <w:lang w:val="en-GB"/>
-        </w:rPr>
-        <w:t>In t</w:t>
-      </w:r>
-      <w:r>
-        <w:rPr>
-          <w:lang w:val="en-GB"/>
-        </w:rPr>
-        <w:t xml:space="preserve">his </w:t>
-      </w:r>
-      <w:r>
-        <w:rPr>
-          <w:lang w:val="en-GB"/>
-        </w:rPr>
-        <w:t xml:space="preserve">way, you </w:t>
-      </w:r>
-      <w:r>
-        <w:rPr>
-          <w:lang w:val="en-GB"/>
-        </w:rPr>
-        <w:t xml:space="preserve">will </w:t>
-      </w:r>
-      <w:r>
-        <w:rPr>
-          <w:lang w:val="en-GB"/>
-        </w:rPr>
-        <w:t xml:space="preserve">have a template customised to your organisation and avoid </w:t>
-      </w:r>
-      <w:r>
-        <w:rPr>
-          <w:lang w:val="en-GB"/>
-        </w:rPr>
-        <w:t xml:space="preserve">having to repeat </w:t>
-      </w:r>
-      <w:r>
-        <w:rPr>
-          <w:lang w:val="en-GB"/>
-        </w:rPr>
-        <w:t xml:space="preserve">some </w:t>
-      </w:r>
-      <w:r>
-        <w:rPr>
-          <w:lang w:val="en-GB"/>
-        </w:rPr>
-        <w:t xml:space="preserve">time-consuming </w:t>
-      </w:r>
-      <w:r>
-        <w:rPr>
-          <w:lang w:val="en-GB"/>
-        </w:rPr>
-        <w:t>steps</w:t>
-      </w:r>
-      <w:r>
-        <w:rPr>
-          <w:lang w:val="en-GB"/>
-        </w:rPr>
-        <w:t xml:space="preserve"> </w:t>
-      </w:r>
-      <w:r>
-        <w:rPr>
-          <w:lang w:val="en-GB"/>
-        </w:rPr>
-        <w:t>in subsequent years.</w:t>
-      </w:r>
-    </w:p>
-    <w:p>
-      <w:pPr>
-        <w:jc w:val="both"/>
-        <w:rPr>
-          <w:b/>
-          <w:bCs/>
-          <w:lang w:val="en-GB"/>
-        </w:rPr>
-      </w:pPr>
-      <w:r>
-        <w:rPr>
-          <w:b/>
-          <w:bCs/>
-          <w:lang w:val="en-GB"/>
-        </w:rPr>
-        <w:t xml:space="preserve">How to </w:t>
-      </w:r>
-      <w:r>
-        <w:rPr>
-          <w:b/>
-          <w:bCs/>
-          <w:lang w:val="en-GB"/>
-        </w:rPr>
-        <w:t>customi</w:t>
-      </w:r>
-      <w:r>
-        <w:rPr>
-          <w:b/>
-          <w:bCs/>
-          <w:lang w:val="en-GB"/>
-        </w:rPr>
-        <w:t>z</w:t>
-      </w:r>
-      <w:r>
-        <w:rPr>
-          <w:b/>
-          <w:bCs/>
-          <w:lang w:val="en-GB"/>
-        </w:rPr>
-        <w:t xml:space="preserve">e </w:t>
-      </w:r>
-      <w:r>
-        <w:rPr>
-          <w:b/>
-          <w:bCs/>
-          <w:lang w:val="en-GB"/>
-        </w:rPr>
-        <w:t>the HCC</w:t>
-      </w:r>
-      <w:r>
-        <w:rPr>
-          <w:b/>
-          <w:bCs/>
-          <w:lang w:val="en-GB"/>
-        </w:rPr>
-        <w:t>+</w:t>
-      </w:r>
-      <w:r>
-        <w:rPr>
-          <w:b/>
-          <w:bCs/>
-          <w:lang w:val="en-GB"/>
-        </w:rPr>
-        <w:t>?</w:t>
-      </w:r>
-    </w:p>
-    <w:p>
-      <w:pPr>
-        <w:pStyle w:val="Paragraphedeliste"/>
-        <w:numPr>
-          <w:ilvl w:val="0"/>
-          <w:numId w:val="31"/>
-        </w:numPr>
-      </w:pPr>
-      <w:r>
-        <w:t xml:space="preserve">In each </w:t>
-      </w:r>
-      <w:r>
-        <w:t>collection</w:t>
-      </w:r>
-      <w:r>
-        <w:t xml:space="preserve"> </w:t>
-      </w:r>
-      <w:r>
-        <w:t>tab</w:t>
-      </w:r>
-      <w:r>
-        <w:t xml:space="preserve"> </w:t>
-      </w:r>
-      <w:r>
-        <w:t xml:space="preserve">(energy, fugitive emissions, etc.), </w:t>
-      </w:r>
-      <w:r>
-        <w:t>you can choose whether the proposed emission source is applicable to your organi</w:t>
-      </w:r>
-      <w:r>
-        <w:t>s</w:t>
-      </w:r>
-      <w:r>
-        <w:t xml:space="preserve">ation by setting </w:t>
-      </w:r>
-      <w:r>
-        <w:t xml:space="preserve">the </w:t>
-      </w:r>
-      <w:r>
-        <w:t xml:space="preserve">column M “Applicable?” to </w:t>
-      </w:r>
-      <w:r>
-        <w:rPr>
-          <w:i/>
-          <w:iCs/>
-        </w:rPr>
-        <w:t>Yes</w:t>
-      </w:r>
-      <w:r>
-        <w:t xml:space="preserve"> or </w:t>
-      </w:r>
-      <w:r>
-        <w:rPr>
-          <w:i/>
-          <w:iCs/>
-        </w:rPr>
-        <w:t>No</w:t>
-      </w:r>
-      <w:r>
-        <w:t xml:space="preserve">. </w:t>
-      </w:r>
-      <w:r>
-        <w:t xml:space="preserve">If the row is marked as not applicable, you should ensure that there are no values entered in the row's input data. The </w:t>
-      </w:r>
-      <w:r>
-        <w:rPr>
-          <w:highlight w:val="yellow"/>
-        </w:rPr>
-        <w:t>Tab Check</w:t>
-      </w:r>
-      <w:r>
-        <w:t xml:space="preserve"> button, which we will introduce below, allows you to check for errors and turns the cell red if there is a problem in the row.</w:t>
-      </w:r>
-    </w:p>
-    <w:p>
-      <w:pPr>
-        <w:pStyle w:val="Paragraphedeliste"/>
-        <w:numPr>
-          <w:ilvl w:val="0"/>
-          <w:numId w:val="31"/>
-        </w:numPr>
-      </w:pPr>
-      <w:r>
-        <w:t>If you are certain that the proposed emission source will never be applicable to your organi</w:t>
-      </w:r>
-      <w:r>
-        <w:t>s</w:t>
-      </w:r>
-      <w:r>
-        <w:t xml:space="preserve">ation, you can delete the </w:t>
-      </w:r>
-      <w:r>
-        <w:t>row completely</w:t>
-      </w:r>
-      <w:r>
-        <w:t>.</w:t>
-      </w:r>
-      <w:r>
-        <w:t xml:space="preserve"> But keeping it with the value in column M</w:t>
-      </w:r>
-      <w:r>
-        <w:t xml:space="preserve"> as “No” will have the same effect in the calculations.</w:t>
-      </w:r>
-    </w:p>
-    <w:p>
-      <w:pPr>
-        <w:pStyle w:val="Paragraphedeliste"/>
-        <w:rPr>
-          <w:color w:val="FF0000"/>
-        </w:rPr>
-      </w:pPr>
-      <w:r>
-        <w:rPr>
-          <w:color w:val="FF0000"/>
-        </w:rPr>
-        <w:t>CAUTION: You must keep at least two lines per sub-category, even if they will never be applicable. The tool works with a certain number of sub-categories, so make sure you keep them.</w:t>
-      </w:r>
-    </w:p>
-    <w:p>
-      <w:pPr>
-        <w:jc w:val="both"/>
-        <w:rPr>
-          <w:b/>
-          <w:bCs/>
-          <w:lang w:val="en-GB"/>
-        </w:rPr>
-      </w:pPr>
-      <w:r>
-        <w:rPr>
-          <w:lang w:val="en-GB"/>
-        </w:rPr>
-        <w:t>The HCC</w:t>
-      </w:r>
-      <w:r>
-        <w:rPr>
-          <w:lang w:val="en-GB"/>
-        </w:rPr>
-        <w:t>+</w:t>
-      </w:r>
-      <w:r>
-        <w:rPr>
-          <w:lang w:val="en-GB"/>
-        </w:rPr>
-        <w:t xml:space="preserve"> allows organi</w:t>
-      </w:r>
-      <w:r>
-        <w:rPr>
-          <w:lang w:val="en-GB"/>
-        </w:rPr>
-        <w:t>s</w:t>
-      </w:r>
-      <w:r>
-        <w:rPr>
-          <w:lang w:val="en-GB"/>
-        </w:rPr>
-        <w:t xml:space="preserve">ations to disaggregate carbon accounting results </w:t>
-      </w:r>
-      <w:r>
-        <w:rPr>
-          <w:lang w:val="en-GB"/>
-        </w:rPr>
-        <w:t xml:space="preserve">according to </w:t>
-      </w:r>
-      <w:r>
-        <w:rPr>
-          <w:lang w:val="en-GB"/>
-        </w:rPr>
-        <w:t>parameter</w:t>
-      </w:r>
-      <w:r>
-        <w:rPr>
-          <w:lang w:val="en-GB"/>
-        </w:rPr>
-        <w:t>s of their choice</w:t>
-      </w:r>
-      <w:r>
-        <w:rPr>
-          <w:lang w:val="en-GB"/>
-        </w:rPr>
-        <w:t xml:space="preserve"> (thanks to the “Entity”</w:t>
-      </w:r>
-      <w:r>
-        <w:rPr>
-          <w:lang w:val="en-GB"/>
-        </w:rPr>
-        <w:t xml:space="preserve"> breakdown)</w:t>
-      </w:r>
-      <w:r>
-        <w:rPr>
-          <w:lang w:val="en-GB"/>
-        </w:rPr>
-        <w:t xml:space="preserve">. </w:t>
-      </w:r>
-      <w:r>
-        <w:rPr>
-          <w:lang w:val="en-GB"/>
-        </w:rPr>
-        <w:t>Entity detail allows each organi</w:t>
-      </w:r>
-      <w:r>
-        <w:rPr>
-          <w:lang w:val="en-GB"/>
-        </w:rPr>
-        <w:t>s</w:t>
-      </w:r>
-      <w:r>
-        <w:rPr>
-          <w:lang w:val="en-GB"/>
-        </w:rPr>
-        <w:t>ation to choose to disaggregate results at different levels, whether geographically (e.g. results can be disaggregated by region of operation, or by country office) or by project (e.g. results can be disaggregated by project codes).</w:t>
-      </w:r>
-      <w:r>
-        <w:rPr>
-          <w:lang w:val="en-GB"/>
-        </w:rPr>
-        <w:t xml:space="preserve"> </w:t>
-      </w:r>
-      <w:r>
-        <w:rPr>
-          <w:b/>
-          <w:lang w:val="en-GB"/>
-        </w:rPr>
-        <w:t>Care should be taken to ensure that the set of entities selected represents the entire organi</w:t>
-      </w:r>
-      <w:r>
-        <w:rPr>
-          <w:b/>
-          <w:lang w:val="en-GB"/>
-        </w:rPr>
-        <w:t>s</w:t>
-      </w:r>
-      <w:r>
-        <w:rPr>
-          <w:b/>
-          <w:lang w:val="en-GB"/>
-        </w:rPr>
-        <w:t>ation.</w:t>
-      </w:r>
-      <w:r>
-        <w:rPr>
-          <w:b/>
-          <w:bCs/>
-          <w:lang w:val="en-GB"/>
-        </w:rPr>
-        <w:t xml:space="preserve"> It is also important to avoid double counting!</w:t>
-      </w:r>
-    </w:p>
-    <w:p>
-      <w:pPr>
-        <w:jc w:val="both"/>
-        <w:rPr>
-          <w:b/>
-          <w:bCs/>
-          <w:lang w:val="en-GB"/>
-        </w:rPr>
-      </w:pPr>
-    </w:p>
-    <w:p>
-      <w:pPr>
-        <w:jc w:val="both"/>
-        <w:rPr>
-          <w:b/>
-          <w:bCs/>
-          <w:lang w:val="en-GB"/>
-        </w:rPr>
-      </w:pPr>
-    </w:p>
-    <w:p>
-      <w:pPr>
-        <w:pStyle w:val="Titre3"/>
-        <w:rPr>
-          <w:lang w:val="en-GB"/>
-        </w:rPr>
-      </w:pPr>
-      <w:bookmarkStart w:id="8" w:name="_Toc163496695"/>
-      <w:r>
-        <w:rPr>
-          <w:lang w:val="en-GB"/>
-        </w:rPr>
-        <w:t>Step 1:</w:t>
-      </w:r>
-      <w:r>
-        <w:rPr>
-          <w:lang w:val="en-GB"/>
-        </w:rPr>
-        <w:t xml:space="preserve"> </w:t>
-      </w:r>
-      <w:r>
-        <w:rPr>
-          <w:lang w:val="en-GB"/>
-        </w:rPr>
-        <w:t>Fill in the general information required to setup the tool</w:t>
-      </w:r>
-      <w:bookmarkEnd w:id="8"/>
-      <w:r>
-        <w:rPr>
-          <w:lang w:val="en-GB"/>
-        </w:rPr>
-        <w:t xml:space="preserve"> </w:t>
-      </w:r>
-    </w:p>
-    <w:p>
-      <w:pPr>
-        <w:jc w:val="both"/>
-        <w:rPr>
-          <w:color w:val="FF0000"/>
-          <w:lang w:val="en-GB"/>
-        </w:rPr>
-      </w:pPr>
-    </w:p>
-    <w:p>
-      <w:pPr>
-        <w:pStyle w:val="Paragraphedeliste"/>
-        <w:numPr>
-          <w:ilvl w:val="3"/>
-          <w:numId w:val="32"/>
-        </w:numPr>
-      </w:pPr>
-      <w:r>
-        <w:t>Tab:</w:t>
-      </w:r>
-      <w:r>
-        <w:t xml:space="preserve"> </w:t>
-      </w:r>
-      <w:proofErr w:type="spellStart"/>
-      <w:r>
-        <w:t>General_Information</w:t>
-      </w:r>
-      <w:proofErr w:type="spellEnd"/>
-    </w:p>
-    <w:p>
-      <w:pPr>
-        <w:jc w:val="both"/>
-        <w:rPr>
-          <w:b/>
-          <w:bCs/>
-          <w:i/>
-          <w:iCs/>
-          <w:lang w:val="en-GB"/>
-        </w:rPr>
-      </w:pPr>
-      <w:r>
-        <w:rPr>
-          <w:i/>
-          <w:iCs/>
-          <w:lang w:val="en-GB"/>
-        </w:rPr>
-        <w:t xml:space="preserve">This tab provides </w:t>
-      </w:r>
-      <w:r>
-        <w:rPr>
-          <w:b/>
-          <w:bCs/>
-          <w:i/>
-          <w:iCs/>
-          <w:lang w:val="en-GB"/>
-        </w:rPr>
-        <w:t>instructions</w:t>
-      </w:r>
-      <w:r>
-        <w:rPr>
-          <w:i/>
-          <w:iCs/>
-          <w:lang w:val="en-GB"/>
-        </w:rPr>
-        <w:t xml:space="preserve"> to read and </w:t>
-      </w:r>
-      <w:r>
-        <w:rPr>
-          <w:b/>
-          <w:bCs/>
-          <w:i/>
-          <w:iCs/>
-          <w:lang w:val="en-GB"/>
-        </w:rPr>
-        <w:t>general information</w:t>
-      </w:r>
-      <w:r>
-        <w:rPr>
-          <w:i/>
-          <w:iCs/>
-          <w:lang w:val="en-GB"/>
-        </w:rPr>
-        <w:t xml:space="preserve"> </w:t>
-      </w:r>
-      <w:r>
-        <w:rPr>
-          <w:b/>
-          <w:bCs/>
-          <w:i/>
-          <w:iCs/>
-          <w:lang w:val="en-GB"/>
-        </w:rPr>
-        <w:t>to fill in</w:t>
-      </w:r>
-      <w:r>
-        <w:rPr>
-          <w:i/>
-          <w:iCs/>
-          <w:lang w:val="en-GB"/>
-        </w:rPr>
-        <w:t xml:space="preserve"> about your organisation and the chosen disaggregation settings (entities that constitute the organisation)</w:t>
-      </w:r>
-      <w:r>
-        <w:rPr>
-          <w:b/>
-          <w:bCs/>
-          <w:i/>
-          <w:iCs/>
-          <w:lang w:val="en-GB"/>
-        </w:rPr>
-        <w:t xml:space="preserve">. </w:t>
-      </w:r>
-    </w:p>
-    <w:p>
-      <w:pPr>
-        <w:pStyle w:val="Paragraphedeliste"/>
-        <w:numPr>
-          <w:ilvl w:val="0"/>
-          <w:numId w:val="21"/>
-        </w:numPr>
-      </w:pPr>
-      <w:r>
-        <w:t>DO NOT ADD OR DELETE ANY COLUMN OR ROW!</w:t>
-      </w:r>
-    </w:p>
-    <w:p>
-      <w:pPr>
-        <w:jc w:val="both"/>
-        <w:rPr>
-          <w:color w:val="FF0000"/>
-          <w:lang w:val="en-GB"/>
-        </w:rPr>
-      </w:pPr>
-    </w:p>
-    <w:p>
-      <w:pPr>
-        <w:jc w:val="center"/>
-        <w:rPr>
-          <w:b/>
-          <w:bCs/>
-          <w:lang w:val="en-GB"/>
-        </w:rPr>
-      </w:pPr>
-      <w:r>
-        <w:rPr>
-          <w:noProof/>
-          <w:lang w:val="en-GB"/>
-        </w:rPr>
-        <w:drawing>
-          <wp:inline distT="0" distB="0" distL="0" distR="0" wp14:anchorId="0CF4300C" wp14:editId="526387F9">
-            <wp:extent cx="5941060" cy="1901825"/>
-            <wp:effectExtent l="0" t="0" r="2540" b="3175"/>
-            <wp:docPr id="331" name="Image 331"/>
             <wp:cNvGraphicFramePr>
               <a:graphicFrameLocks xmlns:a="http://schemas.openxmlformats.org/drawingml/2006/main" noChangeAspect="1"/>
             </wp:cNvGraphicFramePr>
@@ -10934,7 +10092,7 @@
                   <pic:spPr>
                     <a:xfrm>
                       <a:off x="0" y="0"/>
-                      <a:ext cx="5941060" cy="1901825"/>
+                      <a:ext cx="2786879" cy="1308844"/>
                     </a:xfrm>
                     <a:prstGeom prst="rect">
                       <a:avLst/>
@@ -10949,23 +10107,464 @@
     </w:p>
     <w:p>
       <w:pPr>
+        <w:jc w:val="both"/>
+        <w:rPr>
+          <w:lang w:val="en-GB"/>
+        </w:rPr>
+      </w:pPr>
+      <w:r>
+        <w:rPr>
+          <w:lang w:val="en-GB"/>
+        </w:rPr>
+        <w:t>If you've accidentally clicked "no", you can do the following:</w:t>
+      </w:r>
+      <w:r>
+        <w:rPr>
+          <w:lang w:val="en-GB"/>
+        </w:rPr>
+        <w:t xml:space="preserve"> </w:t>
+      </w:r>
+      <w:r>
+        <w:rPr>
+          <w:lang w:val="en-GB"/>
+        </w:rPr>
+        <w:t xml:space="preserve">Click the </w:t>
+      </w:r>
+      <w:r>
+        <w:rPr>
+          <w:b/>
+          <w:bCs/>
+          <w:lang w:val="en-GB"/>
+        </w:rPr>
+        <w:t>File</w:t>
+      </w:r>
+      <w:r>
+        <w:rPr>
+          <w:lang w:val="en-GB"/>
+        </w:rPr>
+        <w:t xml:space="preserve"> tab, and then click </w:t>
+      </w:r>
+      <w:r>
+        <w:rPr>
+          <w:b/>
+          <w:bCs/>
+          <w:lang w:val="en-GB"/>
+        </w:rPr>
+        <w:t>Options</w:t>
+      </w:r>
+      <w:r>
+        <w:rPr>
+          <w:lang w:val="en-GB"/>
+        </w:rPr>
+        <w:t xml:space="preserve"> at the very bottom of the left bar. On the left-side pane, select </w:t>
+      </w:r>
+      <w:r>
+        <w:rPr>
+          <w:b/>
+          <w:bCs/>
+          <w:lang w:val="en-GB"/>
+        </w:rPr>
+        <w:t xml:space="preserve">Trust </w:t>
+      </w:r>
+      <w:proofErr w:type="spellStart"/>
+      <w:r>
+        <w:rPr>
+          <w:b/>
+          <w:bCs/>
+          <w:lang w:val="en-GB"/>
+        </w:rPr>
+        <w:t>Center</w:t>
+      </w:r>
+      <w:proofErr w:type="spellEnd"/>
+      <w:r>
+        <w:rPr>
+          <w:lang w:val="en-GB"/>
+        </w:rPr>
+        <w:t xml:space="preserve">, and then click </w:t>
+      </w:r>
+      <w:r>
+        <w:rPr>
+          <w:b/>
+          <w:bCs/>
+          <w:lang w:val="en-GB"/>
+        </w:rPr>
+        <w:t xml:space="preserve">Trust </w:t>
+      </w:r>
+      <w:proofErr w:type="spellStart"/>
+      <w:r>
+        <w:rPr>
+          <w:b/>
+          <w:bCs/>
+          <w:lang w:val="en-GB"/>
+        </w:rPr>
+        <w:t>Center</w:t>
+      </w:r>
+      <w:proofErr w:type="spellEnd"/>
+      <w:r>
+        <w:rPr>
+          <w:b/>
+          <w:bCs/>
+          <w:lang w:val="en-GB"/>
+        </w:rPr>
+        <w:t xml:space="preserve"> Settings</w:t>
+      </w:r>
+      <w:proofErr w:type="gramStart"/>
+      <w:r>
+        <w:rPr>
+          <w:b/>
+          <w:bCs/>
+          <w:lang w:val="en-GB"/>
+        </w:rPr>
+        <w:t>…</w:t>
+      </w:r>
+      <w:r>
+        <w:rPr>
+          <w:lang w:val="en-GB"/>
+        </w:rPr>
+        <w:t xml:space="preserve"> .</w:t>
+      </w:r>
+      <w:proofErr w:type="gramEnd"/>
+      <w:r>
+        <w:rPr>
+          <w:lang w:val="en-GB"/>
+        </w:rPr>
+        <w:t xml:space="preserve"> In the Trust </w:t>
+      </w:r>
+      <w:proofErr w:type="spellStart"/>
+      <w:r>
+        <w:rPr>
+          <w:lang w:val="en-GB"/>
+        </w:rPr>
+        <w:t>Center</w:t>
+      </w:r>
+      <w:proofErr w:type="spellEnd"/>
+      <w:r>
+        <w:rPr>
+          <w:lang w:val="en-GB"/>
+        </w:rPr>
+        <w:t xml:space="preserve"> dialog box, click </w:t>
+      </w:r>
+      <w:r>
+        <w:rPr>
+          <w:b/>
+          <w:bCs/>
+          <w:lang w:val="en-GB"/>
+        </w:rPr>
+        <w:t>Macro Settings</w:t>
+      </w:r>
+      <w:r>
+        <w:rPr>
+          <w:lang w:val="en-GB"/>
+        </w:rPr>
+        <w:t xml:space="preserve"> on the left, select </w:t>
+      </w:r>
+      <w:r>
+        <w:rPr>
+          <w:b/>
+          <w:bCs/>
+          <w:lang w:val="en-GB"/>
+        </w:rPr>
+        <w:t>Enable all macros</w:t>
+      </w:r>
+      <w:r>
+        <w:rPr>
+          <w:lang w:val="en-GB"/>
+        </w:rPr>
+        <w:t xml:space="preserve"> and click </w:t>
+      </w:r>
+      <w:r>
+        <w:rPr>
+          <w:b/>
+          <w:bCs/>
+          <w:lang w:val="en-GB"/>
+        </w:rPr>
+        <w:t>OK</w:t>
+      </w:r>
+      <w:r>
+        <w:rPr>
+          <w:lang w:val="en-GB"/>
+        </w:rPr>
+        <w:t>.</w:t>
+      </w:r>
+      <w:r>
+        <w:rPr>
+          <w:lang w:val="en-GB"/>
+        </w:rPr>
+        <w:t xml:space="preserve"> </w:t>
+      </w:r>
+      <w:r>
+        <w:rPr>
+          <w:lang w:val="en-GB"/>
+        </w:rPr>
+        <w:t>Of course, you can always download a blank version of the tool if you think you've broken something.</w:t>
+      </w:r>
+    </w:p>
+    <w:p>
+      <w:pPr>
+        <w:jc w:val="both"/>
+        <w:rPr>
+          <w:lang w:val="en-GB"/>
+        </w:rPr>
+      </w:pPr>
+      <w:r>
+        <w:rPr>
+          <w:lang w:val="en-GB"/>
+        </w:rPr>
+        <w:t xml:space="preserve">When using the tool for the first time, </w:t>
+      </w:r>
+      <w:r>
+        <w:rPr>
+          <w:lang w:val="en-GB"/>
+        </w:rPr>
+        <w:t xml:space="preserve">it is advisable to save one empty version </w:t>
+      </w:r>
+      <w:r>
+        <w:rPr>
+          <w:lang w:val="en-GB"/>
+        </w:rPr>
+        <w:t xml:space="preserve">of the tool, </w:t>
+      </w:r>
+      <w:r>
+        <w:rPr>
+          <w:lang w:val="en-GB"/>
+        </w:rPr>
+        <w:t>organi</w:t>
+      </w:r>
+      <w:r>
+        <w:rPr>
+          <w:lang w:val="en-GB"/>
+        </w:rPr>
+        <w:t>z</w:t>
+      </w:r>
+      <w:r>
+        <w:rPr>
+          <w:lang w:val="en-GB"/>
+        </w:rPr>
+        <w:t>ed according to the scope of your organi</w:t>
+      </w:r>
+      <w:r>
+        <w:rPr>
+          <w:lang w:val="en-GB"/>
+        </w:rPr>
+        <w:t>s</w:t>
+      </w:r>
+      <w:r>
+        <w:rPr>
+          <w:lang w:val="en-GB"/>
+        </w:rPr>
+        <w:t>ation and your accounting boundaries.</w:t>
+      </w:r>
+      <w:r>
+        <w:rPr>
+          <w:lang w:val="en-GB"/>
+        </w:rPr>
+        <w:t xml:space="preserve"> </w:t>
+      </w:r>
+      <w:r>
+        <w:rPr>
+          <w:lang w:val="en-GB"/>
+        </w:rPr>
+        <w:t>In t</w:t>
+      </w:r>
+      <w:r>
+        <w:rPr>
+          <w:lang w:val="en-GB"/>
+        </w:rPr>
+        <w:t xml:space="preserve">his </w:t>
+      </w:r>
+      <w:r>
+        <w:rPr>
+          <w:lang w:val="en-GB"/>
+        </w:rPr>
+        <w:t xml:space="preserve">way, you </w:t>
+      </w:r>
+      <w:r>
+        <w:rPr>
+          <w:lang w:val="en-GB"/>
+        </w:rPr>
+        <w:t xml:space="preserve">will </w:t>
+      </w:r>
+      <w:r>
+        <w:rPr>
+          <w:lang w:val="en-GB"/>
+        </w:rPr>
+        <w:t xml:space="preserve">have a template customised to your organisation and avoid </w:t>
+      </w:r>
+      <w:r>
+        <w:rPr>
+          <w:lang w:val="en-GB"/>
+        </w:rPr>
+        <w:t xml:space="preserve">having to repeat </w:t>
+      </w:r>
+      <w:r>
+        <w:rPr>
+          <w:lang w:val="en-GB"/>
+        </w:rPr>
+        <w:t xml:space="preserve">some </w:t>
+      </w:r>
+      <w:r>
+        <w:rPr>
+          <w:lang w:val="en-GB"/>
+        </w:rPr>
+        <w:t xml:space="preserve">time-consuming </w:t>
+      </w:r>
+      <w:r>
+        <w:rPr>
+          <w:lang w:val="en-GB"/>
+        </w:rPr>
+        <w:t>steps</w:t>
+      </w:r>
+      <w:r>
+        <w:rPr>
+          <w:lang w:val="en-GB"/>
+        </w:rPr>
+        <w:t xml:space="preserve"> </w:t>
+      </w:r>
+      <w:r>
+        <w:rPr>
+          <w:lang w:val="en-GB"/>
+        </w:rPr>
+        <w:t>in subsequent years.</w:t>
+      </w:r>
+    </w:p>
+    <w:p>
+      <w:pPr>
+        <w:jc w:val="both"/>
+        <w:rPr>
+          <w:b/>
+          <w:bCs/>
+          <w:lang w:val="en-GB"/>
+        </w:rPr>
+      </w:pPr>
+      <w:r>
+        <w:rPr>
+          <w:b/>
+          <w:bCs/>
+          <w:lang w:val="en-GB"/>
+        </w:rPr>
+        <w:t xml:space="preserve">How to </w:t>
+      </w:r>
+      <w:r>
+        <w:rPr>
+          <w:b/>
+          <w:bCs/>
+          <w:lang w:val="en-GB"/>
+        </w:rPr>
+        <w:t>customi</w:t>
+      </w:r>
+      <w:r>
+        <w:rPr>
+          <w:b/>
+          <w:bCs/>
+          <w:lang w:val="en-GB"/>
+        </w:rPr>
+        <w:t>z</w:t>
+      </w:r>
+      <w:r>
+        <w:rPr>
+          <w:b/>
+          <w:bCs/>
+          <w:lang w:val="en-GB"/>
+        </w:rPr>
+        <w:t xml:space="preserve">e </w:t>
+      </w:r>
+      <w:r>
+        <w:rPr>
+          <w:b/>
+          <w:bCs/>
+          <w:lang w:val="en-GB"/>
+        </w:rPr>
+        <w:t>the HCC</w:t>
+      </w:r>
+      <w:r>
+        <w:rPr>
+          <w:b/>
+          <w:bCs/>
+          <w:lang w:val="en-GB"/>
+        </w:rPr>
+        <w:t>+</w:t>
+      </w:r>
+      <w:r>
+        <w:rPr>
+          <w:b/>
+          <w:bCs/>
+          <w:lang w:val="en-GB"/>
+        </w:rPr>
+        <w:t>?</w:t>
+      </w:r>
+    </w:p>
+    <w:p>
+      <w:pPr>
         <w:pStyle w:val="Paragraphedeliste"/>
         <w:numPr>
           <w:ilvl w:val="0"/>
-          <w:numId w:val="2"/>
+          <w:numId w:val="31"/>
         </w:numPr>
       </w:pPr>
       <w:r>
-        <w:t>Fill in the organi</w:t>
+        <w:t xml:space="preserve">In each </w:t>
+      </w:r>
+      <w:r>
+        <w:t>collection</w:t>
+      </w:r>
+      <w:r>
+        <w:t xml:space="preserve"> </w:t>
+      </w:r>
+      <w:r>
+        <w:t>tab</w:t>
+      </w:r>
+      <w:r>
+        <w:t xml:space="preserve"> </w:t>
+      </w:r>
+      <w:r>
+        <w:t xml:space="preserve">(energy, fugitive emissions, etc.), </w:t>
+      </w:r>
+      <w:r>
+        <w:t>you can choose whether the proposed emission source is applicable to your organi</w:t>
       </w:r>
       <w:r>
         <w:t>s</w:t>
       </w:r>
       <w:r>
-        <w:t>ation name</w:t>
-      </w:r>
-      <w:r>
-        <w:t xml:space="preserve"> </w:t>
+        <w:t xml:space="preserve">ation by setting </w:t>
+      </w:r>
+      <w:r>
+        <w:t xml:space="preserve">the </w:t>
+      </w:r>
+      <w:r>
+        <w:t xml:space="preserve">column M “Applicable?” to </w:t>
+      </w:r>
+      <w:r>
+        <w:rPr>
+          <w:i/>
+          <w:iCs/>
+        </w:rPr>
+        <w:t>Yes</w:t>
+      </w:r>
+      <w:r>
+        <w:t xml:space="preserve"> or </w:t>
+      </w:r>
+      <w:r>
+        <w:rPr>
+          <w:i/>
+          <w:iCs/>
+        </w:rPr>
+        <w:t>No</w:t>
+      </w:r>
+      <w:r>
+        <w:t xml:space="preserve">. </w:t>
+      </w:r>
+      <w:r>
+        <w:t xml:space="preserve">If the row is marked as not applicable, you should ensure that there are no values entered in the row's input data. The </w:t>
+      </w:r>
+      <w:r>
+        <w:rPr>
+          <w:highlight w:val="yellow"/>
+        </w:rPr>
+        <w:t>Tab Check</w:t>
+      </w:r>
+      <w:r>
+        <w:t xml:space="preserve"> button, which we will introduce below, allows you to check for errors and turns the cell red if there is a problem in the row.</w:t>
       </w:r>
     </w:p>
     <w:p>
@@ -10973,17 +10572,339 @@
         <w:pStyle w:val="Paragraphedeliste"/>
         <w:numPr>
           <w:ilvl w:val="0"/>
-          <w:numId w:val="2"/>
+          <w:numId w:val="31"/>
         </w:numPr>
       </w:pPr>
       <w:r>
-        <w:t>Fill in the reporting</w:t>
-      </w:r>
-      <w:r>
+        <w:t>If you are certain that the proposed emission source will never be applicable to your organi</w:t>
+      </w:r>
+      <w:r>
+        <w:t>s</w:t>
+      </w:r>
+      <w:r>
+        <w:t xml:space="preserve">ation, you can delete the </w:t>
+      </w:r>
+      <w:r>
+        <w:t>row completely</w:t>
+      </w:r>
+      <w:r>
+        <w:t>.</w:t>
+      </w:r>
+      <w:r>
+        <w:t xml:space="preserve"> But keeping it with the value in column M</w:t>
+      </w:r>
+      <w:r>
+        <w:t xml:space="preserve"> as “No” will have the same effect in the calculations.</w:t>
+      </w:r>
+    </w:p>
+    <w:p>
+      <w:pPr>
+        <w:pStyle w:val="Paragraphedeliste"/>
+        <w:rPr>
+          <w:color w:val="FF0000"/>
+        </w:rPr>
+      </w:pPr>
+      <w:r>
+        <w:rPr>
+          <w:color w:val="FF0000"/>
+        </w:rPr>
+        <w:t>CAUTION: You must keep at least two lines per sub-category, even if they will never be applicable. The tool works with a certain number of sub-categories, so make sure you keep them.</w:t>
+      </w:r>
+    </w:p>
+    <w:p>
+      <w:pPr>
+        <w:jc w:val="both"/>
+        <w:rPr>
+          <w:b/>
+          <w:bCs/>
+          <w:lang w:val="en-GB"/>
+        </w:rPr>
+      </w:pPr>
+      <w:r>
+        <w:rPr>
+          <w:lang w:val="en-GB"/>
+        </w:rPr>
+        <w:t>The HCC</w:t>
+      </w:r>
+      <w:r>
+        <w:rPr>
+          <w:lang w:val="en-GB"/>
+        </w:rPr>
+        <w:t>+</w:t>
+      </w:r>
+      <w:r>
+        <w:rPr>
+          <w:lang w:val="en-GB"/>
+        </w:rPr>
+        <w:t xml:space="preserve"> allows organi</w:t>
+      </w:r>
+      <w:r>
+        <w:rPr>
+          <w:lang w:val="en-GB"/>
+        </w:rPr>
+        <w:t>s</w:t>
+      </w:r>
+      <w:r>
+        <w:rPr>
+          <w:lang w:val="en-GB"/>
+        </w:rPr>
+        <w:t xml:space="preserve">ations to disaggregate carbon accounting results </w:t>
+      </w:r>
+      <w:r>
+        <w:rPr>
+          <w:lang w:val="en-GB"/>
+        </w:rPr>
+        <w:t xml:space="preserve">according to </w:t>
+      </w:r>
+      <w:r>
+        <w:rPr>
+          <w:lang w:val="en-GB"/>
+        </w:rPr>
+        <w:t>parameter</w:t>
+      </w:r>
+      <w:r>
+        <w:rPr>
+          <w:lang w:val="en-GB"/>
+        </w:rPr>
+        <w:t>s of their choice</w:t>
+      </w:r>
+      <w:r>
+        <w:rPr>
+          <w:lang w:val="en-GB"/>
+        </w:rPr>
+        <w:t xml:space="preserve"> (thanks to the “Entity”</w:t>
+      </w:r>
+      <w:r>
+        <w:rPr>
+          <w:lang w:val="en-GB"/>
+        </w:rPr>
+        <w:t xml:space="preserve"> breakdown)</w:t>
+      </w:r>
+      <w:r>
+        <w:rPr>
+          <w:lang w:val="en-GB"/>
+        </w:rPr>
+        <w:t xml:space="preserve">. </w:t>
+      </w:r>
+      <w:r>
+        <w:rPr>
+          <w:lang w:val="en-GB"/>
+        </w:rPr>
+        <w:t>Entity detail allows each organi</w:t>
+      </w:r>
+      <w:r>
+        <w:rPr>
+          <w:lang w:val="en-GB"/>
+        </w:rPr>
+        <w:t>s</w:t>
+      </w:r>
+      <w:r>
+        <w:rPr>
+          <w:lang w:val="en-GB"/>
+        </w:rPr>
+        <w:t>ation to choose to disaggregate results at different levels, whether geographically (e.g. results can be disaggregated by region of operation, or by country office) or by project (e.g. results can be disaggregated by project codes).</w:t>
+      </w:r>
+      <w:r>
+        <w:rPr>
+          <w:lang w:val="en-GB"/>
+        </w:rPr>
         <w:t xml:space="preserve"> </w:t>
       </w:r>
       <w:r>
-        <w:t xml:space="preserve">year </w:t>
+        <w:rPr>
+          <w:b/>
+          <w:lang w:val="en-GB"/>
+        </w:rPr>
+        <w:t>Care should be taken to ensure that the set of entities selected represents the entire organi</w:t>
+      </w:r>
+      <w:r>
+        <w:rPr>
+          <w:b/>
+          <w:lang w:val="en-GB"/>
+        </w:rPr>
+        <w:t>s</w:t>
+      </w:r>
+      <w:r>
+        <w:rPr>
+          <w:b/>
+          <w:lang w:val="en-GB"/>
+        </w:rPr>
+        <w:t>ation.</w:t>
+      </w:r>
+      <w:r>
+        <w:rPr>
+          <w:b/>
+          <w:bCs/>
+          <w:lang w:val="en-GB"/>
+        </w:rPr>
+        <w:t xml:space="preserve"> It is also important to avoid double counting!</w:t>
+      </w:r>
+    </w:p>
+    <w:p>
+      <w:pPr>
+        <w:jc w:val="both"/>
+        <w:rPr>
+          <w:b/>
+          <w:bCs/>
+          <w:lang w:val="en-GB"/>
+        </w:rPr>
+      </w:pPr>
+    </w:p>
+    <w:p>
+      <w:pPr>
+        <w:jc w:val="both"/>
+        <w:rPr>
+          <w:b/>
+          <w:bCs/>
+          <w:lang w:val="en-GB"/>
+        </w:rPr>
+      </w:pPr>
+    </w:p>
+    <w:p>
+      <w:pPr>
+        <w:pStyle w:val="Titre3"/>
+        <w:rPr>
+          <w:lang w:val="en-GB"/>
+        </w:rPr>
+      </w:pPr>
+      <w:bookmarkStart w:id="8" w:name="_Toc163496695"/>
+      <w:r>
+        <w:rPr>
+          <w:lang w:val="en-GB"/>
+        </w:rPr>
+        <w:t>Step 1:</w:t>
+      </w:r>
+      <w:r>
+        <w:rPr>
+          <w:lang w:val="en-GB"/>
+        </w:rPr>
+        <w:t xml:space="preserve"> </w:t>
+      </w:r>
+      <w:r>
+        <w:rPr>
+          <w:lang w:val="en-GB"/>
+        </w:rPr>
+        <w:t>Fill in the general information required to setup the tool</w:t>
+      </w:r>
+      <w:bookmarkEnd w:id="8"/>
+      <w:r>
+        <w:rPr>
+          <w:lang w:val="en-GB"/>
+        </w:rPr>
+        <w:t xml:space="preserve"> </w:t>
+      </w:r>
+    </w:p>
+    <w:p>
+      <w:pPr>
+        <w:jc w:val="both"/>
+        <w:rPr>
+          <w:color w:val="FF0000"/>
+          <w:lang w:val="en-GB"/>
+        </w:rPr>
+      </w:pPr>
+    </w:p>
+    <w:p>
+      <w:pPr>
+        <w:pStyle w:val="Paragraphedeliste"/>
+        <w:numPr>
+          <w:ilvl w:val="3"/>
+          <w:numId w:val="32"/>
+        </w:numPr>
+      </w:pPr>
+      <w:r>
+        <w:t>Tab:</w:t>
+      </w:r>
+      <w:r>
+        <w:t xml:space="preserve"> </w:t>
+      </w:r>
+      <w:proofErr w:type="spellStart"/>
+      <w:r>
+        <w:t>General_Information</w:t>
+      </w:r>
+      <w:proofErr w:type="spellEnd"/>
+    </w:p>
+    <w:p>
+      <w:pPr>
+        <w:jc w:val="both"/>
+        <w:rPr>
+          <w:b/>
+          <w:bCs/>
+          <w:i/>
+          <w:iCs/>
+          <w:lang w:val="en-GB"/>
+        </w:rPr>
+      </w:pPr>
+      <w:r>
+        <w:rPr>
+          <w:i/>
+          <w:iCs/>
+          <w:lang w:val="en-GB"/>
+        </w:rPr>
+        <w:t xml:space="preserve">This tab provides </w:t>
+      </w:r>
+      <w:r>
+        <w:rPr>
+          <w:b/>
+          <w:bCs/>
+          <w:i/>
+          <w:iCs/>
+          <w:lang w:val="en-GB"/>
+        </w:rPr>
+        <w:t>instructions</w:t>
+      </w:r>
+      <w:r>
+        <w:rPr>
+          <w:i/>
+          <w:iCs/>
+          <w:lang w:val="en-GB"/>
+        </w:rPr>
+        <w:t xml:space="preserve"> to read and </w:t>
+      </w:r>
+      <w:r>
+        <w:rPr>
+          <w:b/>
+          <w:bCs/>
+          <w:i/>
+          <w:iCs/>
+          <w:lang w:val="en-GB"/>
+        </w:rPr>
+        <w:t>general information</w:t>
+      </w:r>
+      <w:r>
+        <w:rPr>
+          <w:i/>
+          <w:iCs/>
+          <w:lang w:val="en-GB"/>
+        </w:rPr>
+        <w:t xml:space="preserve"> </w:t>
+      </w:r>
+      <w:r>
+        <w:rPr>
+          <w:b/>
+          <w:bCs/>
+          <w:i/>
+          <w:iCs/>
+          <w:lang w:val="en-GB"/>
+        </w:rPr>
+        <w:t>to fill in</w:t>
+      </w:r>
+      <w:r>
+        <w:rPr>
+          <w:i/>
+          <w:iCs/>
+          <w:lang w:val="en-GB"/>
+        </w:rPr>
+        <w:t xml:space="preserve"> about your organisation and the chosen disaggregation settings (entities that constitute the organisation)</w:t>
+      </w:r>
+      <w:r>
+        <w:rPr>
+          <w:b/>
+          <w:bCs/>
+          <w:i/>
+          <w:iCs/>
+          <w:lang w:val="en-GB"/>
+        </w:rPr>
+        <w:t xml:space="preserve">. </w:t>
       </w:r>
     </w:p>
     <w:p>
@@ -10991,180 +10912,28 @@
         <w:pStyle w:val="Paragraphedeliste"/>
         <w:numPr>
           <w:ilvl w:val="0"/>
-          <w:numId w:val="2"/>
+          <w:numId w:val="21"/>
         </w:numPr>
       </w:pPr>
       <w:r>
-        <w:t xml:space="preserve">Fill in the number of entities (e.g. number of projects / missions / </w:t>
-      </w:r>
-      <w:r>
-        <w:t>regional offices / country offices</w:t>
-      </w:r>
-      <w:r>
-        <w:t xml:space="preserve"> / delegations</w:t>
-      </w:r>
-      <w:r>
-        <w:t>)</w:t>
-      </w:r>
-      <w:r>
-        <w:t xml:space="preserve"> </w:t>
-      </w:r>
-    </w:p>
-    <w:p>
-      <w:pPr>
-        <w:ind w:left="708"/>
+        <w:t>DO NOT ADD OR DELETE ANY COLUMN OR ROW!</w:t>
+      </w:r>
+    </w:p>
+    <w:p>
+      <w:pPr>
         <w:jc w:val="both"/>
         <w:rPr>
           <w:color w:val="FF0000"/>
-          <w:lang w:val="en-US"/>
-        </w:rPr>
-      </w:pPr>
-      <w:r>
-        <w:rPr>
-          <w:color w:val="FF0000"/>
-          <w:lang w:val="en-US"/>
-        </w:rPr>
-        <w:t xml:space="preserve">!! Be careful, the choice of the number of entities and the scope is a strategic element for your emissions report. It will enable your emissions to be broken down to the desired level of granularity. However, care must be taken to avoid double counting and to ensure that the scope chosen covers the </w:t>
-      </w:r>
-      <w:r>
-        <w:rPr>
-          <w:color w:val="FF0000"/>
-          <w:u w:val="single"/>
-          <w:lang w:val="en-US"/>
-        </w:rPr>
-        <w:t xml:space="preserve">entire </w:t>
-      </w:r>
-      <w:proofErr w:type="spellStart"/>
-      <w:r>
-        <w:rPr>
-          <w:color w:val="FF0000"/>
-          <w:u w:val="single"/>
-          <w:lang w:val="en-US"/>
-        </w:rPr>
-        <w:t>organisation</w:t>
-      </w:r>
-      <w:proofErr w:type="spellEnd"/>
-      <w:r>
-        <w:rPr>
-          <w:color w:val="FF0000"/>
-          <w:lang w:val="en-US"/>
-        </w:rPr>
-        <w:t>.</w:t>
-      </w:r>
-    </w:p>
-    <w:p>
-      <w:pPr>
-        <w:pStyle w:val="Paragraphedeliste"/>
-        <w:ind w:left="708"/>
-        <w:rPr>
-          <w:color w:val="FF0000"/>
-        </w:rPr>
-      </w:pPr>
-      <w:r>
-        <w:rPr>
-          <w:color w:val="FF0000"/>
-        </w:rPr>
-        <w:t xml:space="preserve">At the same time the tool will adapt to your number of </w:t>
-      </w:r>
-      <w:r>
-        <w:rPr>
-          <w:color w:val="FF0000"/>
-        </w:rPr>
-        <w:t>entities,</w:t>
-      </w:r>
-      <w:r>
-        <w:rPr>
-          <w:color w:val="FF0000"/>
-        </w:rPr>
-        <w:t xml:space="preserve"> so it is important to keep it right from the beginning.</w:t>
-      </w:r>
-    </w:p>
-    <w:p>
-      <w:pPr>
-        <w:ind w:left="708"/>
-        <w:jc w:val="both"/>
-        <w:rPr>
-          <w:color w:val="FF0000"/>
-          <w:lang w:val="en-US"/>
-        </w:rPr>
-      </w:pPr>
-    </w:p>
-    <w:p>
-      <w:pPr>
-        <w:pStyle w:val="Paragraphedeliste"/>
-        <w:numPr>
-          <w:ilvl w:val="0"/>
-          <w:numId w:val="2"/>
-        </w:numPr>
-      </w:pPr>
-      <w:r>
-        <w:t xml:space="preserve">Indicate the currency used for the </w:t>
-      </w:r>
-      <w:r>
-        <w:t>Global Budget / Expenditure</w:t>
-      </w:r>
-      <w:r>
-        <w:t xml:space="preserve"> entered in the table </w:t>
-      </w:r>
-      <w:r>
-        <w:t>immediately below</w:t>
-      </w:r>
-      <w:r>
-        <w:t>.</w:t>
-      </w:r>
-      <w:r>
-        <w:t xml:space="preserve"> </w:t>
-      </w:r>
-      <w:r>
-        <w:t>WARNING</w:t>
-      </w:r>
-      <w:r>
-        <w:t>:</w:t>
-      </w:r>
-      <w:r>
-        <w:t xml:space="preserve"> </w:t>
-      </w:r>
-      <w:r>
-        <w:t xml:space="preserve">for any </w:t>
-      </w:r>
-      <w:r>
-        <w:t xml:space="preserve">activity </w:t>
-      </w:r>
-      <w:r>
-        <w:t>data entered</w:t>
-      </w:r>
-      <w:r>
-        <w:t xml:space="preserve"> in the other tabs of the calculator</w:t>
-      </w:r>
-      <w:r>
-        <w:t>, you MUST ensure that the unit</w:t>
-      </w:r>
-      <w:r>
-        <w:t xml:space="preserve"> of measure</w:t>
-      </w:r>
-      <w:r>
-        <w:t xml:space="preserve"> corresponds</w:t>
-      </w:r>
-      <w:r>
-        <w:t xml:space="preserve"> to the unit </w:t>
-      </w:r>
-      <w:r>
-        <w:t>requested by</w:t>
-      </w:r>
-      <w:r>
-        <w:t xml:space="preserve"> the </w:t>
-      </w:r>
-      <w:r>
-        <w:t>emission factor (EF)</w:t>
-      </w:r>
-      <w:r>
-        <w:t>.</w:t>
-      </w:r>
+          <w:lang w:val="en-GB"/>
+        </w:rPr>
+      </w:pPr>
     </w:p>
     <w:p>
       <w:pPr>
         <w:jc w:val="center"/>
         <w:rPr>
+          <w:b/>
+          <w:bCs/>
           <w:lang w:val="en-GB"/>
         </w:rPr>
       </w:pPr>
@@ -11173,12 +10942,11 @@
           <w:noProof/>
           <w:lang w:val="en-GB"/>
         </w:rPr>
-        <w:lastRenderedPageBreak/>
         <w:drawing>
-          <wp:inline distT="0" distB="0" distL="0" distR="0" wp14:anchorId="6E247737" wp14:editId="1D58BCAC">
-            <wp:extent cx="5941060" cy="3159125"/>
+          <wp:inline distT="0" distB="0" distL="0" distR="0" wp14:anchorId="0CF4300C" wp14:editId="526387F9">
+            <wp:extent cx="5941060" cy="1901825"/>
             <wp:effectExtent l="0" t="0" r="2540" b="3175"/>
-            <wp:docPr id="333" name="Image 333"/>
+            <wp:docPr id="331" name="Image 331"/>
             <wp:cNvGraphicFramePr>
               <a:graphicFrameLocks xmlns:a="http://schemas.openxmlformats.org/drawingml/2006/main" noChangeAspect="1"/>
             </wp:cNvGraphicFramePr>
@@ -11198,6 +10966,270 @@
                   <pic:spPr>
                     <a:xfrm>
                       <a:off x="0" y="0"/>
+                      <a:ext cx="5941060" cy="1901825"/>
+                    </a:xfrm>
+                    <a:prstGeom prst="rect">
+                      <a:avLst/>
+                    </a:prstGeom>
+                  </pic:spPr>
+                </pic:pic>
+              </a:graphicData>
+            </a:graphic>
+          </wp:inline>
+        </w:drawing>
+      </w:r>
+    </w:p>
+    <w:p>
+      <w:pPr>
+        <w:pStyle w:val="Paragraphedeliste"/>
+        <w:numPr>
+          <w:ilvl w:val="0"/>
+          <w:numId w:val="2"/>
+        </w:numPr>
+      </w:pPr>
+      <w:r>
+        <w:t>Fill in the organi</w:t>
+      </w:r>
+      <w:r>
+        <w:t>s</w:t>
+      </w:r>
+      <w:r>
+        <w:t>ation name</w:t>
+      </w:r>
+      <w:r>
+        <w:t xml:space="preserve"> </w:t>
+      </w:r>
+    </w:p>
+    <w:p>
+      <w:pPr>
+        <w:pStyle w:val="Paragraphedeliste"/>
+        <w:numPr>
+          <w:ilvl w:val="0"/>
+          <w:numId w:val="2"/>
+        </w:numPr>
+      </w:pPr>
+      <w:r>
+        <w:t>Fill in the reporting</w:t>
+      </w:r>
+      <w:r>
+        <w:t xml:space="preserve"> </w:t>
+      </w:r>
+      <w:r>
+        <w:t xml:space="preserve">year </w:t>
+      </w:r>
+    </w:p>
+    <w:p>
+      <w:pPr>
+        <w:pStyle w:val="Paragraphedeliste"/>
+        <w:numPr>
+          <w:ilvl w:val="0"/>
+          <w:numId w:val="2"/>
+        </w:numPr>
+      </w:pPr>
+      <w:r>
+        <w:t xml:space="preserve">Fill in the number of entities (e.g. number of projects / missions / </w:t>
+      </w:r>
+      <w:r>
+        <w:t>regional offices / country offices</w:t>
+      </w:r>
+      <w:r>
+        <w:t xml:space="preserve"> / delegations</w:t>
+      </w:r>
+      <w:r>
+        <w:t>)</w:t>
+      </w:r>
+      <w:r>
+        <w:t xml:space="preserve"> </w:t>
+      </w:r>
+    </w:p>
+    <w:p>
+      <w:pPr>
+        <w:ind w:left="708"/>
+        <w:jc w:val="both"/>
+        <w:rPr>
+          <w:color w:val="FF0000"/>
+          <w:lang w:val="en-US"/>
+        </w:rPr>
+      </w:pPr>
+      <w:r>
+        <w:rPr>
+          <w:color w:val="FF0000"/>
+          <w:lang w:val="en-US"/>
+        </w:rPr>
+        <w:t xml:space="preserve">!! Be careful, the choice of the number of entities and the scope is a strategic element for your emissions report. It will enable your emissions to be broken down to the desired level of granularity. However, care must be taken to avoid double counting and to ensure that the scope chosen covers the </w:t>
+      </w:r>
+      <w:r>
+        <w:rPr>
+          <w:color w:val="FF0000"/>
+          <w:u w:val="single"/>
+          <w:lang w:val="en-US"/>
+        </w:rPr>
+        <w:t xml:space="preserve">entire </w:t>
+      </w:r>
+      <w:proofErr w:type="spellStart"/>
+      <w:r>
+        <w:rPr>
+          <w:color w:val="FF0000"/>
+          <w:u w:val="single"/>
+          <w:lang w:val="en-US"/>
+        </w:rPr>
+        <w:t>organisation</w:t>
+      </w:r>
+      <w:proofErr w:type="spellEnd"/>
+      <w:r>
+        <w:rPr>
+          <w:color w:val="FF0000"/>
+          <w:lang w:val="en-US"/>
+        </w:rPr>
+        <w:t>.</w:t>
+      </w:r>
+    </w:p>
+    <w:p>
+      <w:pPr>
+        <w:pStyle w:val="Paragraphedeliste"/>
+        <w:ind w:left="708"/>
+        <w:rPr>
+          <w:color w:val="FF0000"/>
+        </w:rPr>
+      </w:pPr>
+      <w:r>
+        <w:rPr>
+          <w:color w:val="FF0000"/>
+        </w:rPr>
+        <w:t xml:space="preserve">At the same time the tool will adapt to your number of </w:t>
+      </w:r>
+      <w:r>
+        <w:rPr>
+          <w:color w:val="FF0000"/>
+        </w:rPr>
+        <w:t>entities,</w:t>
+      </w:r>
+      <w:r>
+        <w:rPr>
+          <w:color w:val="FF0000"/>
+        </w:rPr>
+        <w:t xml:space="preserve"> so it is important to keep it right from the beginning.</w:t>
+      </w:r>
+    </w:p>
+    <w:p>
+      <w:pPr>
+        <w:ind w:left="708"/>
+        <w:jc w:val="both"/>
+        <w:rPr>
+          <w:color w:val="FF0000"/>
+          <w:lang w:val="en-US"/>
+        </w:rPr>
+      </w:pPr>
+    </w:p>
+    <w:p>
+      <w:pPr>
+        <w:pStyle w:val="Paragraphedeliste"/>
+        <w:numPr>
+          <w:ilvl w:val="0"/>
+          <w:numId w:val="2"/>
+        </w:numPr>
+      </w:pPr>
+      <w:r>
+        <w:t xml:space="preserve">Indicate the currency used for the </w:t>
+      </w:r>
+      <w:r>
+        <w:t>Global Budget / Expenditure</w:t>
+      </w:r>
+      <w:r>
+        <w:t xml:space="preserve"> entered in the table </w:t>
+      </w:r>
+      <w:r>
+        <w:t>immediately below</w:t>
+      </w:r>
+      <w:r>
+        <w:t>.</w:t>
+      </w:r>
+      <w:r>
+        <w:t xml:space="preserve"> </w:t>
+      </w:r>
+      <w:r>
+        <w:t>WARNING</w:t>
+      </w:r>
+      <w:r>
+        <w:t>:</w:t>
+      </w:r>
+      <w:r>
+        <w:t xml:space="preserve"> </w:t>
+      </w:r>
+      <w:r>
+        <w:t xml:space="preserve">for any </w:t>
+      </w:r>
+      <w:r>
+        <w:t xml:space="preserve">activity </w:t>
+      </w:r>
+      <w:r>
+        <w:t>data entered</w:t>
+      </w:r>
+      <w:r>
+        <w:t xml:space="preserve"> in the other tabs of the calculator</w:t>
+      </w:r>
+      <w:r>
+        <w:t>, you MUST ensure that the unit</w:t>
+      </w:r>
+      <w:r>
+        <w:t xml:space="preserve"> of measure</w:t>
+      </w:r>
+      <w:r>
+        <w:t xml:space="preserve"> corresponds</w:t>
+      </w:r>
+      <w:r>
+        <w:t xml:space="preserve"> to the unit </w:t>
+      </w:r>
+      <w:r>
+        <w:t>requested by</w:t>
+      </w:r>
+      <w:r>
+        <w:t xml:space="preserve"> the </w:t>
+      </w:r>
+      <w:r>
+        <w:t>emission factor (EF)</w:t>
+      </w:r>
+      <w:r>
+        <w:t>.</w:t>
+      </w:r>
+    </w:p>
+    <w:p>
+      <w:pPr>
+        <w:jc w:val="center"/>
+        <w:rPr>
+          <w:lang w:val="en-GB"/>
+        </w:rPr>
+      </w:pPr>
+      <w:r>
+        <w:rPr>
+          <w:noProof/>
+          <w:lang w:val="en-GB"/>
+        </w:rPr>
+        <w:lastRenderedPageBreak/>
+        <w:drawing>
+          <wp:inline distT="0" distB="0" distL="0" distR="0" wp14:anchorId="6E247737" wp14:editId="1D58BCAC">
+            <wp:extent cx="5941060" cy="3159125"/>
+            <wp:effectExtent l="0" t="0" r="2540" b="3175"/>
+            <wp:docPr id="333" name="Image 333"/>
+            <wp:cNvGraphicFramePr>
+              <a:graphicFrameLocks xmlns:a="http://schemas.openxmlformats.org/drawingml/2006/main" noChangeAspect="1"/>
+            </wp:cNvGraphicFramePr>
+            <a:graphic xmlns:a="http://schemas.openxmlformats.org/drawingml/2006/main">
+              <a:graphicData uri="http://schemas.openxmlformats.org/drawingml/2006/picture">
+                <pic:pic xmlns:pic="http://schemas.openxmlformats.org/drawingml/2006/picture">
+                  <pic:nvPicPr>
+                    <pic:cNvPr id="1" name=""/>
+                    <pic:cNvPicPr/>
+                  </pic:nvPicPr>
+                  <pic:blipFill>
+                    <a:blip r:embed="rId22"/>
+                    <a:stretch>
+                      <a:fillRect/>
+                    </a:stretch>
+                  </pic:blipFill>
+                  <pic:spPr>
+                    <a:xfrm>
+                      <a:off x="0" y="0"/>
                       <a:ext cx="5941060" cy="3159125"/>
                     </a:xfrm>
                     <a:prstGeom prst="rect">
@@ -11754,7 +11786,7 @@
       <w:r>
         <w:t xml:space="preserve">t was explained in the </w:t>
       </w:r>
-      <w:hyperlink r:id="rId22" w:history="1">
+      <w:hyperlink r:id="rId23" w:history="1">
         <w:r>
           <w:rPr>
             <w:rStyle w:val="Lienhypertexte"/>
@@ -12269,7 +12301,7 @@
                     <pic:cNvPicPr/>
                   </pic:nvPicPr>
                   <pic:blipFill rotWithShape="1">
-                    <a:blip r:embed="rId23"/>
+                    <a:blip r:embed="rId24"/>
                     <a:srcRect t="14536"/>
                     <a:stretch/>
                   </pic:blipFill>
@@ -13006,11 +13038,11 @@
                     </pic:cNvPicPr>
                   </pic:nvPicPr>
                   <pic:blipFill>
-                    <a:blip r:embed="rId24">
+                    <a:blip r:embed="rId25">
                       <a:extLst>
                         <a:ext uri="{BEBA8EAE-BF5A-486C-A8C5-ECC9F3942E4B}">
                           <a14:imgProps xmlns:a14="http://schemas.microsoft.com/office/drawing/2010/main">
-                            <a14:imgLayer r:embed="rId25">
+                            <a14:imgLayer r:embed="rId26">
                               <a14:imgEffect>
                                 <a14:backgroundRemoval t="2036" b="97710" l="9824" r="94207">
                                   <a14:foregroundMark x1="52393" y1="48601" x2="52393" y2="48601"/>
@@ -13481,7 +13513,7 @@
                     <pic:cNvPicPr/>
                   </pic:nvPicPr>
                   <pic:blipFill>
-                    <a:blip r:embed="rId26"/>
+                    <a:blip r:embed="rId27"/>
                     <a:stretch>
                       <a:fillRect/>
                     </a:stretch>
@@ -15902,7 +15934,7 @@
                     <pic:cNvPicPr/>
                   </pic:nvPicPr>
                   <pic:blipFill>
-                    <a:blip r:embed="rId27"/>
+                    <a:blip r:embed="rId28"/>
                     <a:stretch>
                       <a:fillRect/>
                     </a:stretch>
@@ -16098,7 +16130,7 @@
                     <pic:cNvPicPr/>
                   </pic:nvPicPr>
                   <pic:blipFill>
-                    <a:blip r:embed="rId28"/>
+                    <a:blip r:embed="rId29"/>
                     <a:stretch>
                       <a:fillRect/>
                     </a:stretch>
@@ -16884,7 +16916,7 @@
                     <pic:cNvPicPr/>
                   </pic:nvPicPr>
                   <pic:blipFill>
-                    <a:blip r:embed="rId29" cstate="print">
+                    <a:blip r:embed="rId30" cstate="print">
                       <a:extLst>
                         <a:ext uri="{28A0092B-C50C-407E-A947-70E740481C1C}">
                           <a14:useLocalDpi xmlns:a14="http://schemas.microsoft.com/office/drawing/2010/main" val="0"/>
@@ -16937,7 +16969,7 @@
                     <pic:cNvPicPr/>
                   </pic:nvPicPr>
                   <pic:blipFill>
-                    <a:blip r:embed="rId30"/>
+                    <a:blip r:embed="rId31"/>
                     <a:stretch>
                       <a:fillRect/>
                     </a:stretch>
@@ -17085,7 +17117,7 @@
                     <pic:cNvPicPr/>
                   </pic:nvPicPr>
                   <pic:blipFill>
-                    <a:blip r:embed="rId29" cstate="print">
+                    <a:blip r:embed="rId30" cstate="print">
                       <a:extLst>
                         <a:ext uri="{28A0092B-C50C-407E-A947-70E740481C1C}">
                           <a14:useLocalDpi xmlns:a14="http://schemas.microsoft.com/office/drawing/2010/main" val="0"/>
@@ -17138,7 +17170,7 @@
                     <pic:cNvPicPr/>
                   </pic:nvPicPr>
                   <pic:blipFill>
-                    <a:blip r:embed="rId31"/>
+                    <a:blip r:embed="rId32"/>
                     <a:stretch>
                       <a:fillRect/>
                     </a:stretch>
@@ -17374,7 +17406,7 @@
                     <pic:cNvPicPr/>
                   </pic:nvPicPr>
                   <pic:blipFill>
-                    <a:blip r:embed="rId29" cstate="print">
+                    <a:blip r:embed="rId30" cstate="print">
                       <a:extLst>
                         <a:ext uri="{28A0092B-C50C-407E-A947-70E740481C1C}">
                           <a14:useLocalDpi xmlns:a14="http://schemas.microsoft.com/office/drawing/2010/main" val="0"/>
@@ -17427,7 +17459,7 @@
                     <pic:cNvPicPr/>
                   </pic:nvPicPr>
                   <pic:blipFill rotWithShape="1">
-                    <a:blip r:embed="rId32"/>
+                    <a:blip r:embed="rId33"/>
                     <a:srcRect b="15134"/>
                     <a:stretch/>
                   </pic:blipFill>
@@ -17977,7 +18009,7 @@
                     <pic:cNvPicPr/>
                   </pic:nvPicPr>
                   <pic:blipFill rotWithShape="1">
-                    <a:blip r:embed="rId33"/>
+                    <a:blip r:embed="rId34"/>
                     <a:srcRect b="57486"/>
                     <a:stretch/>
                   </pic:blipFill>
@@ -18367,7 +18399,7 @@
                     <pic:cNvPicPr/>
                   </pic:nvPicPr>
                   <pic:blipFill>
-                    <a:blip r:embed="rId34"/>
+                    <a:blip r:embed="rId35"/>
                     <a:stretch>
                       <a:fillRect/>
                     </a:stretch>
@@ -18499,7 +18531,7 @@
                     <pic:cNvPicPr/>
                   </pic:nvPicPr>
                   <pic:blipFill rotWithShape="1">
-                    <a:blip r:embed="rId35"/>
+                    <a:blip r:embed="rId36"/>
                     <a:srcRect t="1" r="20417" b="21648"/>
                     <a:stretch/>
                   </pic:blipFill>
@@ -18638,7 +18670,7 @@
                     <pic:cNvPicPr/>
                   </pic:nvPicPr>
                   <pic:blipFill rotWithShape="1">
-                    <a:blip r:embed="rId36"/>
+                    <a:blip r:embed="rId37"/>
                     <a:srcRect t="8679" r="51280" b="35067"/>
                     <a:stretch/>
                   </pic:blipFill>
@@ -18854,7 +18886,7 @@
                     <pic:cNvPicPr/>
                   </pic:nvPicPr>
                   <pic:blipFill>
-                    <a:blip r:embed="rId37">
+                    <a:blip r:embed="rId38">
                       <a:extLst>
                         <a:ext uri="{28A0092B-C50C-407E-A947-70E740481C1C}">
                           <a14:useLocalDpi xmlns:a14="http://schemas.microsoft.com/office/drawing/2010/main" val="0"/>
@@ -18921,11 +18953,11 @@
                     </pic:cNvPicPr>
                   </pic:nvPicPr>
                   <pic:blipFill>
-                    <a:blip r:embed="rId24">
+                    <a:blip r:embed="rId25">
                       <a:extLst>
                         <a:ext uri="{BEBA8EAE-BF5A-486C-A8C5-ECC9F3942E4B}">
                           <a14:imgProps xmlns:a14="http://schemas.microsoft.com/office/drawing/2010/main">
-                            <a14:imgLayer r:embed="rId25">
+                            <a14:imgLayer r:embed="rId26">
                               <a14:imgEffect>
                                 <a14:backgroundRemoval t="2036" b="97710" l="9824" r="94207">
                                   <a14:foregroundMark x1="52393" y1="48601" x2="52393" y2="48601"/>
@@ -19317,7 +19349,7 @@
                     <pic:cNvPicPr/>
                   </pic:nvPicPr>
                   <pic:blipFill>
-                    <a:blip r:embed="rId38"/>
+                    <a:blip r:embed="rId39"/>
                     <a:stretch>
                       <a:fillRect/>
                     </a:stretch>
@@ -19392,7 +19424,7 @@
                     <pic:cNvPicPr/>
                   </pic:nvPicPr>
                   <pic:blipFill>
-                    <a:blip r:embed="rId39"/>
+                    <a:blip r:embed="rId40"/>
                     <a:stretch>
                       <a:fillRect/>
                     </a:stretch>
@@ -19631,7 +19663,7 @@
                     <pic:cNvPicPr/>
                   </pic:nvPicPr>
                   <pic:blipFill>
-                    <a:blip r:embed="rId40"/>
+                    <a:blip r:embed="rId41"/>
                     <a:stretch>
                       <a:fillRect/>
                     </a:stretch>
@@ -20540,7 +20572,6 @@
                                 <w:lang w:val="en-US"/>
                               </w:rPr>
                             </w:pPr>
-                            <w:proofErr w:type="spellStart"/>
                             <w:r>
                               <w:rPr>
                                 <w:rFonts w:hAnsi="Calibri"/>
@@ -20572,19 +20603,7 @@
                                 <w:szCs w:val="20"/>
                                 <w:lang w:val="en-US"/>
                               </w:rPr>
-                              <w:t>missions</w:t>
-                            </w:r>
-                            <w:proofErr w:type="spellEnd"/>
-                            <w:r>
-                              <w:rPr>
-                                <w:rFonts w:hAnsi="Calibri"/>
-                                <w:color w:val="FFFFFF" w:themeColor="background1"/>
-                                <w:kern w:val="24"/>
-                                <w:sz w:val="20"/>
-                                <w:szCs w:val="20"/>
-                                <w:lang w:val="en-US"/>
-                              </w:rPr>
-                              <w:t xml:space="preserve"> </w:t>
+                              <w:t xml:space="preserve">missions </w:t>
                             </w:r>
                           </w:p>
                         </w:txbxContent>
@@ -20616,7 +20635,6 @@
                           <w:lang w:val="en-US"/>
                         </w:rPr>
                       </w:pPr>
-                      <w:proofErr w:type="spellStart"/>
                       <w:r>
                         <w:rPr>
                           <w:rFonts w:hAnsi="Calibri"/>
@@ -20648,19 +20666,7 @@
                           <w:szCs w:val="20"/>
                           <w:lang w:val="en-US"/>
                         </w:rPr>
-                        <w:t>missions</w:t>
-                      </w:r>
-                      <w:proofErr w:type="spellEnd"/>
-                      <w:r>
-                        <w:rPr>
-                          <w:rFonts w:hAnsi="Calibri"/>
-                          <w:color w:val="FFFFFF" w:themeColor="background1"/>
-                          <w:kern w:val="24"/>
-                          <w:sz w:val="20"/>
-                          <w:szCs w:val="20"/>
-                          <w:lang w:val="en-US"/>
-                        </w:rPr>
-                        <w:t xml:space="preserve"> </w:t>
+                        <w:t xml:space="preserve">missions </w:t>
                       </w:r>
                     </w:p>
                   </w:txbxContent>
@@ -20959,11 +20965,11 @@
                     </pic:cNvPicPr>
                   </pic:nvPicPr>
                   <pic:blipFill>
-                    <a:blip r:embed="rId24">
+                    <a:blip r:embed="rId25">
                       <a:extLst>
                         <a:ext uri="{BEBA8EAE-BF5A-486C-A8C5-ECC9F3942E4B}">
                           <a14:imgProps xmlns:a14="http://schemas.microsoft.com/office/drawing/2010/main">
-                            <a14:imgLayer r:embed="rId25">
+                            <a14:imgLayer r:embed="rId26">
                               <a14:imgEffect>
                                 <a14:backgroundRemoval t="2036" b="97710" l="9824" r="94207">
                                   <a14:foregroundMark x1="52393" y1="48601" x2="52393" y2="48601"/>
@@ -21300,7 +21306,6 @@
                                 <w:lang w:val="en-US"/>
                               </w:rPr>
                             </w:pPr>
-                            <w:proofErr w:type="spellStart"/>
                             <w:r>
                               <w:rPr>
                                 <w:rFonts w:hAnsi="Calibri"/>
@@ -21312,7 +21317,6 @@
                               </w:rPr>
                               <w:t>Goods_&amp;_Services</w:t>
                             </w:r>
-                            <w:proofErr w:type="spellEnd"/>
                           </w:p>
                         </w:txbxContent>
                       </wps:txbx>
@@ -21343,7 +21347,6 @@
                           <w:lang w:val="en-US"/>
                         </w:rPr>
                       </w:pPr>
-                      <w:proofErr w:type="spellStart"/>
                       <w:r>
                         <w:rPr>
                           <w:rFonts w:hAnsi="Calibri"/>
@@ -21355,7 +21358,6 @@
                         </w:rPr>
                         <w:t>Goods_&amp;_Services</w:t>
                       </w:r>
-                      <w:proofErr w:type="spellEnd"/>
                     </w:p>
                   </w:txbxContent>
                 </v:textbox>
@@ -21927,11 +21929,11 @@
                     </pic:cNvPicPr>
                   </pic:nvPicPr>
                   <pic:blipFill>
-                    <a:blip r:embed="rId24">
+                    <a:blip r:embed="rId25">
                       <a:extLst>
                         <a:ext uri="{BEBA8EAE-BF5A-486C-A8C5-ECC9F3942E4B}">
                           <a14:imgProps xmlns:a14="http://schemas.microsoft.com/office/drawing/2010/main">
-                            <a14:imgLayer r:embed="rId25">
+                            <a14:imgLayer r:embed="rId26">
                               <a14:imgEffect>
                                 <a14:backgroundRemoval t="2036" b="97710" l="9824" r="94207">
                                   <a14:foregroundMark x1="52393" y1="48601" x2="52393" y2="48601"/>
@@ -22762,7 +22764,7 @@
                                 <w:lang w:val="en-US"/>
                               </w:rPr>
                             </w:pPr>
-                            <w:hyperlink r:id="rId41" w:history="1">
+                            <w:hyperlink r:id="rId42" w:history="1">
                               <w:r>
                                 <w:rPr>
                                   <w:rStyle w:val="Lienhypertexte"/>
@@ -22845,7 +22847,7 @@
                           <w:lang w:val="en-US"/>
                         </w:rPr>
                       </w:pPr>
-                      <w:hyperlink r:id="rId42" w:history="1">
+                      <w:hyperlink r:id="rId43" w:history="1">
                         <w:r>
                           <w:rPr>
                             <w:rStyle w:val="Lienhypertexte"/>
@@ -22940,11 +22942,11 @@
                     </pic:cNvPicPr>
                   </pic:nvPicPr>
                   <pic:blipFill>
-                    <a:blip r:embed="rId24">
+                    <a:blip r:embed="rId25">
                       <a:extLst>
                         <a:ext uri="{BEBA8EAE-BF5A-486C-A8C5-ECC9F3942E4B}">
                           <a14:imgProps xmlns:a14="http://schemas.microsoft.com/office/drawing/2010/main">
-                            <a14:imgLayer r:embed="rId25">
+                            <a14:imgLayer r:embed="rId26">
                               <a14:imgEffect>
                                 <a14:backgroundRemoval t="2036" b="97710" l="9824" r="94207">
                                   <a14:foregroundMark x1="52393" y1="48601" x2="52393" y2="48601"/>
@@ -23982,11 +23984,11 @@
                     </pic:cNvPicPr>
                   </pic:nvPicPr>
                   <pic:blipFill>
-                    <a:blip r:embed="rId24">
+                    <a:blip r:embed="rId25">
                       <a:extLst>
                         <a:ext uri="{BEBA8EAE-BF5A-486C-A8C5-ECC9F3942E4B}">
                           <a14:imgProps xmlns:a14="http://schemas.microsoft.com/office/drawing/2010/main">
-                            <a14:imgLayer r:embed="rId25">
+                            <a14:imgLayer r:embed="rId26">
                               <a14:imgEffect>
                                 <a14:backgroundRemoval t="2036" b="97710" l="9824" r="94207">
                                   <a14:foregroundMark x1="52393" y1="48601" x2="52393" y2="48601"/>
@@ -24316,7 +24318,6 @@
                                 <w:lang w:val="en-US"/>
                               </w:rPr>
                             </w:pPr>
-                            <w:proofErr w:type="spellStart"/>
                             <w:r>
                               <w:rPr>
                                 <w:rFonts w:hAnsi="Calibri"/>
@@ -24348,19 +24349,7 @@
                                 <w:szCs w:val="20"/>
                                 <w:lang w:val="en-US"/>
                               </w:rPr>
-                              <w:t>oods</w:t>
-                            </w:r>
-                            <w:proofErr w:type="spellEnd"/>
-                            <w:r>
-                              <w:rPr>
-                                <w:rFonts w:hAnsi="Calibri"/>
-                                <w:color w:val="FFFFFF" w:themeColor="background1"/>
-                                <w:kern w:val="24"/>
-                                <w:sz w:val="20"/>
-                                <w:szCs w:val="20"/>
-                                <w:lang w:val="en-US"/>
-                              </w:rPr>
-                              <w:t xml:space="preserve"> </w:t>
+                              <w:t xml:space="preserve">oods </w:t>
                             </w:r>
                           </w:p>
                         </w:txbxContent>
@@ -24392,7 +24381,6 @@
                           <w:lang w:val="en-US"/>
                         </w:rPr>
                       </w:pPr>
-                      <w:proofErr w:type="spellStart"/>
                       <w:r>
                         <w:rPr>
                           <w:rFonts w:hAnsi="Calibri"/>
@@ -24424,19 +24412,7 @@
                           <w:szCs w:val="20"/>
                           <w:lang w:val="en-US"/>
                         </w:rPr>
-                        <w:t>oods</w:t>
-                      </w:r>
-                      <w:proofErr w:type="spellEnd"/>
-                      <w:r>
-                        <w:rPr>
-                          <w:rFonts w:hAnsi="Calibri"/>
-                          <w:color w:val="FFFFFF" w:themeColor="background1"/>
-                          <w:kern w:val="24"/>
-                          <w:sz w:val="20"/>
-                          <w:szCs w:val="20"/>
-                          <w:lang w:val="en-US"/>
-                        </w:rPr>
-                        <w:t xml:space="preserve"> </w:t>
+                        <w:t xml:space="preserve">oods </w:t>
                       </w:r>
                     </w:p>
                   </w:txbxContent>
@@ -24972,7 +24948,6 @@
                                 <w:lang w:val="en-US"/>
                               </w:rPr>
                             </w:pPr>
-                            <w:proofErr w:type="spellStart"/>
                             <w:r>
                               <w:rPr>
                                 <w:rFonts w:hAnsi="Calibri"/>
@@ -25004,19 +24979,7 @@
                                 <w:szCs w:val="20"/>
                                 <w:lang w:val="en-US"/>
                               </w:rPr>
-                              <w:t>roducts</w:t>
-                            </w:r>
-                            <w:proofErr w:type="spellEnd"/>
-                            <w:r>
-                              <w:rPr>
-                                <w:rFonts w:hAnsi="Calibri"/>
-                                <w:color w:val="FFFFFF" w:themeColor="background1"/>
-                                <w:kern w:val="24"/>
-                                <w:sz w:val="20"/>
-                                <w:szCs w:val="20"/>
-                                <w:lang w:val="en-US"/>
-                              </w:rPr>
-                              <w:t xml:space="preserve"> </w:t>
+                              <w:t xml:space="preserve">roducts </w:t>
                             </w:r>
                           </w:p>
                         </w:txbxContent>
@@ -25048,7 +25011,6 @@
                           <w:lang w:val="en-US"/>
                         </w:rPr>
                       </w:pPr>
-                      <w:proofErr w:type="spellStart"/>
                       <w:r>
                         <w:rPr>
                           <w:rFonts w:hAnsi="Calibri"/>
@@ -25080,19 +25042,7 @@
                           <w:szCs w:val="20"/>
                           <w:lang w:val="en-US"/>
                         </w:rPr>
-                        <w:t>roducts</w:t>
-                      </w:r>
-                      <w:proofErr w:type="spellEnd"/>
-                      <w:r>
-                        <w:rPr>
-                          <w:rFonts w:hAnsi="Calibri"/>
-                          <w:color w:val="FFFFFF" w:themeColor="background1"/>
-                          <w:kern w:val="24"/>
-                          <w:sz w:val="20"/>
-                          <w:szCs w:val="20"/>
-                          <w:lang w:val="en-US"/>
-                        </w:rPr>
-                        <w:t xml:space="preserve"> </w:t>
+                        <w:t xml:space="preserve">roducts </w:t>
                       </w:r>
                     </w:p>
                   </w:txbxContent>
@@ -25966,7 +25916,6 @@
                                 <w:lang w:val="en-US"/>
                               </w:rPr>
                             </w:pPr>
-                            <w:proofErr w:type="spellStart"/>
                             <w:r>
                               <w:rPr>
                                 <w:rFonts w:hAnsi="Calibri"/>
@@ -25992,17 +25941,7 @@
                                 <w:kern w:val="24"/>
                                 <w:lang w:val="en-US"/>
                               </w:rPr>
-                              <w:t>istribution</w:t>
-                            </w:r>
-                            <w:proofErr w:type="spellEnd"/>
-                            <w:r>
-                              <w:rPr>
-                                <w:rFonts w:hAnsi="Calibri"/>
-                                <w:color w:val="FFFFFF" w:themeColor="background1"/>
-                                <w:kern w:val="24"/>
-                                <w:lang w:val="en-US"/>
-                              </w:rPr>
-                              <w:t xml:space="preserve"> </w:t>
+                              <w:t xml:space="preserve">istribution </w:t>
                             </w:r>
                           </w:p>
                         </w:txbxContent>
@@ -26031,7 +25970,6 @@
                           <w:lang w:val="en-US"/>
                         </w:rPr>
                       </w:pPr>
-                      <w:proofErr w:type="spellStart"/>
                       <w:r>
                         <w:rPr>
                           <w:rFonts w:hAnsi="Calibri"/>
@@ -26057,17 +25995,7 @@
                           <w:kern w:val="24"/>
                           <w:lang w:val="en-US"/>
                         </w:rPr>
-                        <w:t>istribution</w:t>
-                      </w:r>
-                      <w:proofErr w:type="spellEnd"/>
-                      <w:r>
-                        <w:rPr>
-                          <w:rFonts w:hAnsi="Calibri"/>
-                          <w:color w:val="FFFFFF" w:themeColor="background1"/>
-                          <w:kern w:val="24"/>
-                          <w:lang w:val="en-US"/>
-                        </w:rPr>
-                        <w:t xml:space="preserve"> </w:t>
+                        <w:t xml:space="preserve">istribution </w:t>
                       </w:r>
                     </w:p>
                   </w:txbxContent>
@@ -26361,11 +26289,11 @@
                     </pic:cNvPicPr>
                   </pic:nvPicPr>
                   <pic:blipFill>
-                    <a:blip r:embed="rId24">
+                    <a:blip r:embed="rId25">
                       <a:extLst>
                         <a:ext uri="{BEBA8EAE-BF5A-486C-A8C5-ECC9F3942E4B}">
                           <a14:imgProps xmlns:a14="http://schemas.microsoft.com/office/drawing/2010/main">
-                            <a14:imgLayer r:embed="rId25">
+                            <a14:imgLayer r:embed="rId26">
                               <a14:imgEffect>
                                 <a14:backgroundRemoval t="2036" b="97710" l="9824" r="94207">
                                   <a14:foregroundMark x1="52393" y1="48601" x2="52393" y2="48601"/>
@@ -26672,7 +26600,6 @@
                                 <w:lang w:val="en-US"/>
                               </w:rPr>
                             </w:pPr>
-                            <w:proofErr w:type="spellStart"/>
                             <w:r>
                               <w:rPr>
                                 <w:rFonts w:hAnsi="Calibri"/>
@@ -26700,7 +26627,6 @@
                               </w:rPr>
                               <w:t>Assets</w:t>
                             </w:r>
-                            <w:proofErr w:type="spellEnd"/>
                             <w:r>
                               <w:rPr>
                                 <w:rFonts w:hAnsi="Calibri"/>
@@ -26737,7 +26663,6 @@
                           <w:lang w:val="en-US"/>
                         </w:rPr>
                       </w:pPr>
-                      <w:proofErr w:type="spellStart"/>
                       <w:r>
                         <w:rPr>
                           <w:rFonts w:hAnsi="Calibri"/>
@@ -26765,7 +26690,6 @@
                         </w:rPr>
                         <w:t>Assets</w:t>
                       </w:r>
-                      <w:proofErr w:type="spellEnd"/>
                       <w:r>
                         <w:rPr>
                           <w:rFonts w:hAnsi="Calibri"/>
@@ -26978,7 +26902,7 @@
       <w:r>
         <w:t xml:space="preserve">Please refer to: </w:t>
       </w:r>
-      <w:hyperlink r:id="rId43" w:history="1">
+      <w:hyperlink r:id="rId44" w:history="1">
         <w:r>
           <w:rPr>
             <w:rStyle w:val="Lienhypertexte"/>
@@ -27024,7 +26948,7 @@
       <w:r>
         <w:t xml:space="preserve">Please refer to: </w:t>
       </w:r>
-      <w:hyperlink r:id="rId44" w:history="1">
+      <w:hyperlink r:id="rId45" w:history="1">
         <w:r>
           <w:rPr>
             <w:rStyle w:val="Lienhypertexte"/>
@@ -28430,7 +28354,6 @@
                                 <w:lang w:val="en-US"/>
                               </w:rPr>
                             </w:pPr>
-                            <w:proofErr w:type="spellStart"/>
                             <w:r>
                               <w:rPr>
                                 <w:rFonts w:hAnsi="Calibri"/>
@@ -28462,19 +28385,7 @@
                                 <w:szCs w:val="20"/>
                                 <w:lang w:val="en-US"/>
                               </w:rPr>
-                              <w:t>actors</w:t>
-                            </w:r>
-                            <w:proofErr w:type="spellEnd"/>
-                            <w:r>
-                              <w:rPr>
-                                <w:rFonts w:hAnsi="Calibri"/>
-                                <w:color w:val="FFFFFF" w:themeColor="background1"/>
-                                <w:kern w:val="24"/>
-                                <w:sz w:val="20"/>
-                                <w:szCs w:val="20"/>
-                                <w:lang w:val="en-US"/>
-                              </w:rPr>
-                              <w:t xml:space="preserve"> </w:t>
+                              <w:t xml:space="preserve">actors </w:t>
                             </w:r>
                           </w:p>
                         </w:txbxContent>
@@ -28511,7 +28422,6 @@
                           <w:lang w:val="en-US"/>
                         </w:rPr>
                       </w:pPr>
-                      <w:proofErr w:type="spellStart"/>
                       <w:r>
                         <w:rPr>
                           <w:rFonts w:hAnsi="Calibri"/>
@@ -28543,19 +28453,7 @@
                           <w:szCs w:val="20"/>
                           <w:lang w:val="en-US"/>
                         </w:rPr>
-                        <w:t>actors</w:t>
-                      </w:r>
-                      <w:proofErr w:type="spellEnd"/>
-                      <w:r>
-                        <w:rPr>
-                          <w:rFonts w:hAnsi="Calibri"/>
-                          <w:color w:val="FFFFFF" w:themeColor="background1"/>
-                          <w:kern w:val="24"/>
-                          <w:sz w:val="20"/>
-                          <w:szCs w:val="20"/>
-                          <w:lang w:val="en-US"/>
-                        </w:rPr>
-                        <w:t xml:space="preserve"> </w:t>
+                        <w:t xml:space="preserve">actors </w:t>
                       </w:r>
                     </w:p>
                   </w:txbxContent>
@@ -28760,7 +28658,7 @@
                                 </w:rPr>
                                 <w:t xml:space="preserve">Please use this </w:t>
                               </w:r>
-                              <w:hyperlink r:id="rId45" w:history="1">
+                              <w:hyperlink r:id="rId46" w:history="1">
                                 <w:r>
                                   <w:rPr>
                                     <w:rStyle w:val="Lienhypertexte"/>
@@ -28783,7 +28681,6 @@
                                 </w:rPr>
                                 <w:t xml:space="preserve"> to compile new emission factors that the different </w:t>
                               </w:r>
-                              <w:proofErr w:type="spellStart"/>
                               <w:r>
                                 <w:rPr>
                                   <w:rFonts w:eastAsia="Times New Roman" w:cstheme="minorHAnsi"/>
@@ -28815,19 +28712,7 @@
                                   <w:shd w:val="clear" w:color="auto" w:fill="FFFFFF"/>
                                   <w:lang w:val="en-US"/>
                                 </w:rPr>
-                                <w:t>ations</w:t>
-                              </w:r>
-                              <w:proofErr w:type="spellEnd"/>
-                              <w:r>
-                                <w:rPr>
-                                  <w:rFonts w:eastAsia="Times New Roman" w:cstheme="minorHAnsi"/>
-                                  <w:b/>
-                                  <w:bCs/>
-                                  <w:color w:val="333333"/>
-                                  <w:shd w:val="clear" w:color="auto" w:fill="FFFFFF"/>
-                                  <w:lang w:val="en-US"/>
-                                </w:rPr>
-                                <w:t xml:space="preserve"> collect from well-recognized databases, suppliers or Life-Cycle Analysis for certain products/services commonly used in the humanitarian sector.</w:t>
+                                <w:t>ations collect from well-recognized databases, suppliers or Life-Cycle Analysis for certain products/services commonly used in the humanitarian sector.</w:t>
                               </w:r>
                             </w:p>
                             <w:p>
@@ -28858,7 +28743,7 @@
                           </pic:cNvPicPr>
                         </pic:nvPicPr>
                         <pic:blipFill>
-                          <a:blip r:embed="rId46" cstate="print">
+                          <a:blip r:embed="rId47" cstate="print">
                             <a:extLst>
                               <a:ext uri="{28A0092B-C50C-407E-A947-70E740481C1C}">
                                 <a14:useLocalDpi xmlns:a14="http://schemas.microsoft.com/office/drawing/2010/main" val="0"/>
@@ -28919,7 +28804,7 @@
                           </w:rPr>
                           <w:t xml:space="preserve">Please use this </w:t>
                         </w:r>
-                        <w:hyperlink r:id="rId47" w:history="1">
+                        <w:hyperlink r:id="rId48" w:history="1">
                           <w:r>
                             <w:rPr>
                               <w:rStyle w:val="Lienhypertexte"/>
@@ -28942,7 +28827,6 @@
                           </w:rPr>
                           <w:t xml:space="preserve"> to compile new emission factors that the different </w:t>
                         </w:r>
-                        <w:proofErr w:type="spellStart"/>
                         <w:r>
                           <w:rPr>
                             <w:rFonts w:eastAsia="Times New Roman" w:cstheme="minorHAnsi"/>
@@ -28974,19 +28858,7 @@
                             <w:shd w:val="clear" w:color="auto" w:fill="FFFFFF"/>
                             <w:lang w:val="en-US"/>
                           </w:rPr>
-                          <w:t>ations</w:t>
-                        </w:r>
-                        <w:proofErr w:type="spellEnd"/>
-                        <w:r>
-                          <w:rPr>
-                            <w:rFonts w:eastAsia="Times New Roman" w:cstheme="minorHAnsi"/>
-                            <w:b/>
-                            <w:bCs/>
-                            <w:color w:val="333333"/>
-                            <w:shd w:val="clear" w:color="auto" w:fill="FFFFFF"/>
-                            <w:lang w:val="en-US"/>
-                          </w:rPr>
-                          <w:t xml:space="preserve"> collect from well-recognized databases, suppliers or Life-Cycle Analysis for certain products/services commonly used in the humanitarian sector.</w:t>
+                          <w:t>ations collect from well-recognized databases, suppliers or Life-Cycle Analysis for certain products/services commonly used in the humanitarian sector.</w:t>
                         </w:r>
                       </w:p>
                       <w:p>
@@ -29004,7 +28876,7 @@
                   </v:textbox>
                 </v:rect>
                 <v:shape id="Image 162" o:spid="_x0000_s1095" type="#_x0000_t75" style="position:absolute;width:2959;height:2686;visibility:visible;mso-wrap-style:square" o:gfxdata="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">
-                  <v:imagedata r:id="rId48" o:title=""/>
+                  <v:imagedata r:id="rId49" o:title=""/>
                 </v:shape>
                 <w10:wrap type="square"/>
               </v:group>
@@ -33536,7 +33408,7 @@
                     <pic:cNvPicPr/>
                   </pic:nvPicPr>
                   <pic:blipFill rotWithShape="1">
-                    <a:blip r:embed="rId49"/>
+                    <a:blip r:embed="rId50"/>
                     <a:srcRect b="1311"/>
                     <a:stretch/>
                   </pic:blipFill>
@@ -33659,11 +33531,11 @@
                     </pic:cNvPicPr>
                   </pic:nvPicPr>
                   <pic:blipFill>
-                    <a:blip r:embed="rId24">
+                    <a:blip r:embed="rId25">
                       <a:extLst>
                         <a:ext uri="{BEBA8EAE-BF5A-486C-A8C5-ECC9F3942E4B}">
                           <a14:imgProps xmlns:a14="http://schemas.microsoft.com/office/drawing/2010/main">
-                            <a14:imgLayer r:embed="rId25">
+                            <a14:imgLayer r:embed="rId26">
                               <a14:imgEffect>
                                 <a14:backgroundRemoval t="2036" b="97710" l="9824" r="94207">
                                   <a14:foregroundMark x1="52393" y1="48601" x2="52393" y2="48601"/>
@@ -34051,11 +33923,11 @@
                     </pic:cNvPicPr>
                   </pic:nvPicPr>
                   <pic:blipFill>
-                    <a:blip r:embed="rId24">
+                    <a:blip r:embed="rId25">
                       <a:extLst>
                         <a:ext uri="{BEBA8EAE-BF5A-486C-A8C5-ECC9F3942E4B}">
                           <a14:imgProps xmlns:a14="http://schemas.microsoft.com/office/drawing/2010/main">
-                            <a14:imgLayer r:embed="rId25">
+                            <a14:imgLayer r:embed="rId26">
                               <a14:imgEffect>
                                 <a14:backgroundRemoval t="2036" b="97710" l="9824" r="94207">
                                   <a14:foregroundMark x1="52393" y1="48601" x2="52393" y2="48601"/>
@@ -34256,7 +34128,7 @@
           <w:u w:val="none"/>
         </w:rPr>
       </w:pPr>
-      <w:hyperlink r:id="rId50" w:history="1">
+      <w:hyperlink r:id="rId51" w:history="1">
         <w:r>
           <w:rPr>
             <w:rStyle w:val="Lienhypertexte"/>
@@ -34303,7 +34175,7 @@
         </w:rPr>
         <w:t xml:space="preserve">you have a </w:t>
       </w:r>
-      <w:hyperlink r:id="rId51" w:history="1">
+      <w:hyperlink r:id="rId52" w:history="1">
         <w:r>
           <w:rPr>
             <w:rStyle w:val="Lienhypertexte"/>
@@ -34399,7 +34271,7 @@
         </w:rPr>
         <w:t xml:space="preserve">you can use </w:t>
       </w:r>
-      <w:hyperlink r:id="rId52" w:history="1">
+      <w:hyperlink r:id="rId53" w:history="1">
         <w:r>
           <w:rPr>
             <w:rStyle w:val="Lienhypertexte"/>
@@ -34586,11 +34458,11 @@
                     </pic:cNvPicPr>
                   </pic:nvPicPr>
                   <pic:blipFill>
-                    <a:blip r:embed="rId24">
+                    <a:blip r:embed="rId25">
                       <a:extLst>
                         <a:ext uri="{BEBA8EAE-BF5A-486C-A8C5-ECC9F3942E4B}">
                           <a14:imgProps xmlns:a14="http://schemas.microsoft.com/office/drawing/2010/main">
-                            <a14:imgLayer r:embed="rId25">
+                            <a14:imgLayer r:embed="rId26">
                               <a14:imgEffect>
                                 <a14:backgroundRemoval t="2036" b="97710" l="9824" r="94207">
                                   <a14:foregroundMark x1="52393" y1="48601" x2="52393" y2="48601"/>
@@ -34821,11 +34693,11 @@
                     </pic:cNvPicPr>
                   </pic:nvPicPr>
                   <pic:blipFill>
-                    <a:blip r:embed="rId24">
+                    <a:blip r:embed="rId25">
                       <a:extLst>
                         <a:ext uri="{BEBA8EAE-BF5A-486C-A8C5-ECC9F3942E4B}">
                           <a14:imgProps xmlns:a14="http://schemas.microsoft.com/office/drawing/2010/main">
-                            <a14:imgLayer r:embed="rId25">
+                            <a14:imgLayer r:embed="rId26">
                               <a14:imgEffect>
                                 <a14:backgroundRemoval t="2036" b="97710" l="9824" r="94207">
                                   <a14:foregroundMark x1="52393" y1="48601" x2="52393" y2="48601"/>
@@ -35028,11 +34900,11 @@
                     </pic:cNvPicPr>
                   </pic:nvPicPr>
                   <pic:blipFill>
-                    <a:blip r:embed="rId24">
+                    <a:blip r:embed="rId25">
                       <a:extLst>
                         <a:ext uri="{BEBA8EAE-BF5A-486C-A8C5-ECC9F3942E4B}">
                           <a14:imgProps xmlns:a14="http://schemas.microsoft.com/office/drawing/2010/main">
-                            <a14:imgLayer r:embed="rId25">
+                            <a14:imgLayer r:embed="rId26">
                               <a14:imgEffect>
                                 <a14:backgroundRemoval t="2036" b="97710" l="9824" r="94207">
                                   <a14:foregroundMark x1="52393" y1="48601" x2="52393" y2="48601"/>
@@ -35240,7 +35112,7 @@
         </w:rPr>
         <w:t xml:space="preserve">this </w:t>
       </w:r>
-      <w:hyperlink r:id="rId53" w:history="1">
+      <w:hyperlink r:id="rId54" w:history="1">
         <w:r>
           <w:rPr>
             <w:rStyle w:val="Lienhypertexte"/>
@@ -35344,11 +35216,11 @@
                     </pic:cNvPicPr>
                   </pic:nvPicPr>
                   <pic:blipFill>
-                    <a:blip r:embed="rId24">
+                    <a:blip r:embed="rId25">
                       <a:extLst>
                         <a:ext uri="{BEBA8EAE-BF5A-486C-A8C5-ECC9F3942E4B}">
                           <a14:imgProps xmlns:a14="http://schemas.microsoft.com/office/drawing/2010/main">
-                            <a14:imgLayer r:embed="rId25">
+                            <a14:imgLayer r:embed="rId26">
                               <a14:imgEffect>
                                 <a14:backgroundRemoval t="2036" b="97710" l="9824" r="94207">
                                   <a14:foregroundMark x1="52393" y1="48601" x2="52393" y2="48601"/>
@@ -35673,11 +35545,11 @@
                     </pic:cNvPicPr>
                   </pic:nvPicPr>
                   <pic:blipFill>
-                    <a:blip r:embed="rId24">
+                    <a:blip r:embed="rId25">
                       <a:extLst>
                         <a:ext uri="{BEBA8EAE-BF5A-486C-A8C5-ECC9F3942E4B}">
                           <a14:imgProps xmlns:a14="http://schemas.microsoft.com/office/drawing/2010/main">
-                            <a14:imgLayer r:embed="rId25">
+                            <a14:imgLayer r:embed="rId26">
                               <a14:imgEffect>
                                 <a14:backgroundRemoval t="2036" b="97710" l="9824" r="94207">
                                   <a14:foregroundMark x1="52393" y1="48601" x2="52393" y2="48601"/>
@@ -36133,11 +36005,11 @@
                     </pic:cNvPicPr>
                   </pic:nvPicPr>
                   <pic:blipFill>
-                    <a:blip r:embed="rId24">
+                    <a:blip r:embed="rId25">
                       <a:extLst>
                         <a:ext uri="{BEBA8EAE-BF5A-486C-A8C5-ECC9F3942E4B}">
                           <a14:imgProps xmlns:a14="http://schemas.microsoft.com/office/drawing/2010/main">
-                            <a14:imgLayer r:embed="rId25">
+                            <a14:imgLayer r:embed="rId26">
                               <a14:imgEffect>
                                 <a14:backgroundRemoval t="2036" b="97710" l="9824" r="94207">
                                   <a14:foregroundMark x1="52393" y1="48601" x2="52393" y2="48601"/>
@@ -36307,7 +36179,7 @@
       <w:r>
         <w:t xml:space="preserve">When seeking emissions factors for UNHAS flights, kindly submit your request to </w:t>
       </w:r>
-      <w:hyperlink r:id="rId54" w:history="1">
+      <w:hyperlink r:id="rId55" w:history="1">
         <w:r>
           <w:rPr>
             <w:rStyle w:val="Lienhypertexte"/>
@@ -36318,7 +36190,7 @@
       <w:r>
         <w:t xml:space="preserve">, while also copying </w:t>
       </w:r>
-      <w:hyperlink r:id="rId55" w:history="1">
+      <w:hyperlink r:id="rId56" w:history="1">
         <w:r>
           <w:rPr>
             <w:rStyle w:val="Lienhypertexte"/>
@@ -36397,11 +36269,11 @@
                     </pic:cNvPicPr>
                   </pic:nvPicPr>
                   <pic:blipFill>
-                    <a:blip r:embed="rId24">
+                    <a:blip r:embed="rId25">
                       <a:extLst>
                         <a:ext uri="{BEBA8EAE-BF5A-486C-A8C5-ECC9F3942E4B}">
                           <a14:imgProps xmlns:a14="http://schemas.microsoft.com/office/drawing/2010/main">
-                            <a14:imgLayer r:embed="rId25">
+                            <a14:imgLayer r:embed="rId26">
                               <a14:imgEffect>
                                 <a14:backgroundRemoval t="2036" b="97710" l="9824" r="94207">
                                   <a14:foregroundMark x1="52393" y1="48601" x2="52393" y2="48601"/>
@@ -36561,7 +36433,7 @@
       <w:r>
         <w:t xml:space="preserve">To report CO2 emissions produced by your organization when using Microsoft services, please visit the following webpage: </w:t>
       </w:r>
-      <w:hyperlink r:id="rId56" w:history="1">
+      <w:hyperlink r:id="rId57" w:history="1">
         <w:r>
           <w:rPr>
             <w:rStyle w:val="Lienhypertexte"/>
@@ -39472,7 +39344,7 @@
                     <pic:cNvPicPr/>
                   </pic:nvPicPr>
                   <pic:blipFill>
-                    <a:blip r:embed="rId57"/>
+                    <a:blip r:embed="rId58"/>
                     <a:stretch>
                       <a:fillRect/>
                     </a:stretch>
@@ -39593,7 +39465,7 @@
           <w:noProof/>
         </w:rPr>
         <w:drawing>
-          <wp:anchor distT="0" distB="0" distL="114300" distR="114300" simplePos="0" relativeHeight="251659303" behindDoc="0" locked="0" layoutInCell="1" allowOverlap="1" wp14:anchorId="696CFF55" wp14:editId="512AD7BF">
+          <wp:anchor distT="0" distB="0" distL="114300" distR="114300" simplePos="0" relativeHeight="251659303" behindDoc="0" locked="0" layoutInCell="1" allowOverlap="1" wp14:anchorId="696CFF55" wp14:editId="38919757">
             <wp:simplePos x="0" y="0"/>
             <wp:positionH relativeFrom="column">
               <wp:posOffset>4294911</wp:posOffset>
@@ -39618,7 +39490,7 @@
                     </pic:cNvPicPr>
                   </pic:nvPicPr>
                   <pic:blipFill>
-                    <a:blip r:embed="rId58" cstate="print">
+                    <a:blip r:embed="rId59" cstate="print">
                       <a:extLst>
                         <a:ext uri="{28A0092B-C50C-407E-A947-70E740481C1C}">
                           <a14:useLocalDpi xmlns:a14="http://schemas.microsoft.com/office/drawing/2010/main" val="0"/>
@@ -39680,7 +39552,7 @@
                     <pic:cNvPicPr/>
                   </pic:nvPicPr>
                   <pic:blipFill>
-                    <a:blip r:embed="rId59"/>
+                    <a:blip r:embed="rId60"/>
                     <a:stretch>
                       <a:fillRect/>
                     </a:stretch>
@@ -39774,7 +39646,7 @@
                     <pic:cNvPicPr/>
                   </pic:nvPicPr>
                   <pic:blipFill rotWithShape="1">
-                    <a:blip r:embed="rId60"/>
+                    <a:blip r:embed="rId61"/>
                     <a:srcRect l="10511" t="5272"/>
                     <a:stretch/>
                   </pic:blipFill>
@@ -39889,7 +39761,7 @@
         </w:rPr>
         <w:t xml:space="preserve">Regarding this step, please follow the explanations provided in the explanation video </w:t>
       </w:r>
-      <w:hyperlink r:id="rId61" w:history="1">
+      <w:hyperlink r:id="rId62" w:history="1">
         <w:r>
           <w:rPr>
             <w:rStyle w:val="Lienhypertexte"/>
@@ -39948,7 +39820,7 @@
           <w:lang w:val="en-GB"/>
         </w:rPr>
         <w:drawing>
-          <wp:anchor distT="0" distB="0" distL="114300" distR="114300" simplePos="0" relativeHeight="251658249" behindDoc="0" locked="0" layoutInCell="1" allowOverlap="1" wp14:anchorId="588AA274" wp14:editId="491BF8F6">
+          <wp:anchor distT="0" distB="0" distL="114300" distR="114300" simplePos="0" relativeHeight="251658249" behindDoc="0" locked="0" layoutInCell="1" allowOverlap="1" wp14:anchorId="588AA274" wp14:editId="5CD027BE">
             <wp:simplePos x="0" y="0"/>
             <wp:positionH relativeFrom="column">
               <wp:posOffset>-236855</wp:posOffset>
@@ -39971,7 +39843,7 @@
                     <pic:cNvPicPr/>
                   </pic:nvPicPr>
                   <pic:blipFill>
-                    <a:blip r:embed="rId62" cstate="print">
+                    <a:blip r:embed="rId63" cstate="print">
                       <a:extLst>
                         <a:ext uri="{28A0092B-C50C-407E-A947-70E740481C1C}">
                           <a14:useLocalDpi xmlns:a14="http://schemas.microsoft.com/office/drawing/2010/main" val="0"/>
@@ -40698,7 +40570,7 @@
         </w:rPr>
         <w:t>World bank data (</w:t>
       </w:r>
-      <w:hyperlink r:id="rId63" w:history="1">
+      <w:hyperlink r:id="rId64" w:history="1">
         <w:r>
           <w:rPr>
             <w:rStyle w:val="Lienhypertexte"/>
@@ -40896,7 +40768,7 @@
                     <pic:cNvPicPr/>
                   </pic:nvPicPr>
                   <pic:blipFill>
-                    <a:blip r:embed="rId64"/>
+                    <a:blip r:embed="rId65"/>
                     <a:stretch>
                       <a:fillRect/>
                     </a:stretch>
@@ -40966,11 +40838,11 @@
                     </pic:cNvPicPr>
                   </pic:nvPicPr>
                   <pic:blipFill>
-                    <a:blip r:embed="rId24">
+                    <a:blip r:embed="rId25">
                       <a:extLst>
                         <a:ext uri="{BEBA8EAE-BF5A-486C-A8C5-ECC9F3942E4B}">
                           <a14:imgProps xmlns:a14="http://schemas.microsoft.com/office/drawing/2010/main">
-                            <a14:imgLayer r:embed="rId25">
+                            <a14:imgLayer r:embed="rId26">
                               <a14:imgEffect>
                                 <a14:backgroundRemoval t="2036" b="97710" l="9824" r="94207">
                                   <a14:foregroundMark x1="52393" y1="48601" x2="52393" y2="48601"/>
@@ -41098,7 +40970,7 @@
         </w:rPr>
         <w:t xml:space="preserve">Step 1: Go to </w:t>
       </w:r>
-      <w:hyperlink r:id="rId65" w:history="1">
+      <w:hyperlink r:id="rId66" w:history="1">
         <w:r>
           <w:rPr>
             <w:rStyle w:val="Lienhypertexte"/>
@@ -41237,7 +41109,7 @@
                     <pic:cNvPicPr/>
                   </pic:nvPicPr>
                   <pic:blipFill>
-                    <a:blip r:embed="rId66" cstate="print">
+                    <a:blip r:embed="rId67" cstate="print">
                       <a:extLst>
                         <a:ext uri="{28A0092B-C50C-407E-A947-70E740481C1C}">
                           <a14:useLocalDpi xmlns:a14="http://schemas.microsoft.com/office/drawing/2010/main" val="0"/>
@@ -41334,7 +41206,7 @@
           <w:lang w:val="en-GB"/>
         </w:rPr>
         <w:drawing>
-          <wp:anchor distT="0" distB="0" distL="114300" distR="114300" simplePos="0" relativeHeight="251658266" behindDoc="0" locked="0" layoutInCell="1" allowOverlap="1" wp14:anchorId="41754C4D" wp14:editId="2B1E6BD8">
+          <wp:anchor distT="0" distB="0" distL="114300" distR="114300" simplePos="0" relativeHeight="251658266" behindDoc="0" locked="0" layoutInCell="1" allowOverlap="1" wp14:anchorId="41754C4D" wp14:editId="13C08C39">
             <wp:simplePos x="0" y="0"/>
             <wp:positionH relativeFrom="column">
               <wp:posOffset>-71120</wp:posOffset>
@@ -41357,7 +41229,7 @@
                     <pic:cNvPicPr/>
                   </pic:nvPicPr>
                   <pic:blipFill>
-                    <a:blip r:embed="rId67" cstate="print">
+                    <a:blip r:embed="rId68" cstate="print">
                       <a:extLst>
                         <a:ext uri="{28A0092B-C50C-407E-A947-70E740481C1C}">
                           <a14:useLocalDpi xmlns:a14="http://schemas.microsoft.com/office/drawing/2010/main" val="0"/>
@@ -42028,7 +41900,7 @@
           <w:lang w:val="en-GB"/>
         </w:rPr>
         <w:drawing>
-          <wp:anchor distT="0" distB="0" distL="114300" distR="114300" simplePos="0" relativeHeight="251658262" behindDoc="0" locked="0" layoutInCell="1" allowOverlap="1" wp14:anchorId="429BD26B" wp14:editId="093E03A4">
+          <wp:anchor distT="0" distB="0" distL="114300" distR="114300" simplePos="0" relativeHeight="251658262" behindDoc="0" locked="0" layoutInCell="1" allowOverlap="1" wp14:anchorId="429BD26B" wp14:editId="34BB628D">
             <wp:simplePos x="0" y="0"/>
             <wp:positionH relativeFrom="column">
               <wp:posOffset>-71755</wp:posOffset>
@@ -42051,7 +41923,7 @@
                     <pic:cNvPicPr/>
                   </pic:nvPicPr>
                   <pic:blipFill>
-                    <a:blip r:embed="rId68" cstate="print">
+                    <a:blip r:embed="rId69" cstate="print">
                       <a:extLst>
                         <a:ext uri="{28A0092B-C50C-407E-A947-70E740481C1C}">
                           <a14:useLocalDpi xmlns:a14="http://schemas.microsoft.com/office/drawing/2010/main" val="0"/>
@@ -43444,6 +43316,7 @@
           <w:docPartUnique/>
         </w:docPartObj>
       </w:sdtPr>
+      <w:sdtEndPr/>
       <w:sdtContent>
         <w:r>
           <w:fldChar w:fldCharType="begin"/>
@@ -51021,10 +50894,6 @@
 </file>
 
 <file path=customXml/item1.xml><?xml version="1.0" encoding="utf-8"?>
-<b:Sources xmlns:b="http://schemas.openxmlformats.org/officeDocument/2006/bibliography" xmlns="http://schemas.openxmlformats.org/officeDocument/2006/bibliography" SelectedStyle="\APASixthEditionOfficeOnline.xsl" StyleName="APA" Version="6"/>
-</file>
-
-<file path=customXml/item2.xml><?xml version="1.0" encoding="utf-8"?>
 <?mso-contentType ?>
 <FormTemplates xmlns="http://schemas.microsoft.com/sharepoint/v3/contenttype/forms">
   <Display>DocumentLibraryForm</Display>
@@ -51033,7 +50902,7 @@
 </FormTemplates>
 </file>
 
-<file path=customXml/item3.xml><?xml version="1.0" encoding="utf-8"?>
+<file path=customXml/item2.xml><?xml version="1.0" encoding="utf-8"?>
 <p:properties xmlns:p="http://schemas.microsoft.com/office/2006/metadata/properties" xmlns:xsi="http://www.w3.org/2001/XMLSchema-instance" xmlns:pc="http://schemas.microsoft.com/office/infopath/2007/PartnerControls">
   <documentManagement>
     <TaxCatchAll xmlns="a2df02af-3501-485b-b40b-535dfdd5fb01" xsi:nil="true"/>
@@ -51042,6 +50911,10 @@
     </lcf76f155ced4ddcb4097134ff3c332f>
   </documentManagement>
 </p:properties>
+</file>
+
+<file path=customXml/item3.xml><?xml version="1.0" encoding="utf-8"?>
+<b:Sources xmlns:b="http://schemas.openxmlformats.org/officeDocument/2006/bibliography" xmlns="http://schemas.openxmlformats.org/officeDocument/2006/bibliography" SelectedStyle="\APASixthEditionOfficeOnline.xsl" StyleName="APA" Version="6"/>
 </file>
 
 <file path=customXml/item4.xml><?xml version="1.0" encoding="utf-8"?>
@@ -51240,14 +51113,6 @@
 </file>
 
 <file path=customXml/itemProps1.xml><?xml version="1.0" encoding="utf-8"?>
-<ds:datastoreItem xmlns:ds="http://schemas.openxmlformats.org/officeDocument/2006/customXml" ds:itemID="{906C246F-C0F6-4D98-89AB-84E6C0EC457F}">
-  <ds:schemaRefs>
-    <ds:schemaRef ds:uri="http://schemas.openxmlformats.org/officeDocument/2006/bibliography"/>
-  </ds:schemaRefs>
-</ds:datastoreItem>
-</file>
-
-<file path=customXml/itemProps2.xml><?xml version="1.0" encoding="utf-8"?>
 <ds:datastoreItem xmlns:ds="http://schemas.openxmlformats.org/officeDocument/2006/customXml" ds:itemID="{E0656F49-B7EF-41A1-BA6C-A36F3B6DC861}">
   <ds:schemaRefs>
     <ds:schemaRef ds:uri="http://schemas.microsoft.com/sharepoint/v3/contenttype/forms"/>
@@ -51255,13 +51120,21 @@
 </ds:datastoreItem>
 </file>
 
-<file path=customXml/itemProps3.xml><?xml version="1.0" encoding="utf-8"?>
+<file path=customXml/itemProps2.xml><?xml version="1.0" encoding="utf-8"?>
 <ds:datastoreItem xmlns:ds="http://schemas.openxmlformats.org/officeDocument/2006/customXml" ds:itemID="{F34D112E-61EC-4B48-A984-427AD4601CFC}">
   <ds:schemaRefs>
     <ds:schemaRef ds:uri="http://schemas.microsoft.com/office/2006/metadata/properties"/>
     <ds:schemaRef ds:uri="http://schemas.microsoft.com/office/infopath/2007/PartnerControls"/>
     <ds:schemaRef ds:uri="a2df02af-3501-485b-b40b-535dfdd5fb01"/>
     <ds:schemaRef ds:uri="3e5ec505-d94b-4b13-a50b-456239dcc5d6"/>
+  </ds:schemaRefs>
+</ds:datastoreItem>
+</file>
+
+<file path=customXml/itemProps3.xml><?xml version="1.0" encoding="utf-8"?>
+<ds:datastoreItem xmlns:ds="http://schemas.openxmlformats.org/officeDocument/2006/customXml" ds:itemID="{906C246F-C0F6-4D98-89AB-84E6C0EC457F}">
+  <ds:schemaRefs>
+    <ds:schemaRef ds:uri="http://schemas.openxmlformats.org/officeDocument/2006/bibliography"/>
   </ds:schemaRefs>
 </ds:datastoreItem>
 </file>

--- a/v2 HCC+/User-Guide-HCC-Humanitarian-Carbon-Calculator-1.docx
+++ b/v2 HCC+/User-Guide-HCC-Humanitarian-Carbon-Calculator-1.docx
@@ -1197,23 +1197,7 @@
                 <w:rFonts w:ascii="Calibri" w:hAnsi="Calibri" w:cs="Arial"/>
                 <w:lang w:val="fr-CH"/>
               </w:rPr>
-              <w:t xml:space="preserve">Registered </w:t>
-            </w:r>
-            <w:proofErr w:type="gramStart"/>
-            <w:r>
-              <w:rPr>
-                <w:rFonts w:ascii="Calibri" w:hAnsi="Calibri" w:cs="Arial"/>
-                <w:lang w:val="fr-CH"/>
-              </w:rPr>
-              <w:t>Office:</w:t>
-            </w:r>
-            <w:proofErr w:type="gramEnd"/>
-            <w:r>
-              <w:rPr>
-                <w:rFonts w:ascii="Calibri" w:hAnsi="Calibri" w:cs="Arial"/>
-                <w:lang w:val="fr-CH"/>
-              </w:rPr>
-              <w:t xml:space="preserve"> 35 rue de Miromesnil, 75008 Paris, France</w:t>
+              <w:t>Registered Office: 35 rue de Miromesnil, 75008 Paris, France</w:t>
             </w:r>
           </w:p>
           <w:p>
@@ -1362,21 +1346,7 @@
               <w:rPr>
                 <w:rFonts w:ascii="Calibri" w:hAnsi="Calibri" w:cs="Arial"/>
               </w:rPr>
-              <w:t xml:space="preserve"> </w:t>
-            </w:r>
-            <w:proofErr w:type="gramStart"/>
-            <w:r>
-              <w:rPr>
-                <w:rFonts w:ascii="Calibri" w:hAnsi="Calibri" w:cs="Arial"/>
-              </w:rPr>
-              <w:t>excludes to the fullest extent</w:t>
-            </w:r>
-            <w:proofErr w:type="gramEnd"/>
-            <w:r>
-              <w:rPr>
-                <w:rFonts w:ascii="Calibri" w:hAnsi="Calibri" w:cs="Arial"/>
-              </w:rPr>
-              <w:t xml:space="preserve"> lawfully permitted all liability whatsoever for any loss or damage howsoever arising from reliance on the contents of this report. We do not however exclude our liability (if any) for personal injury or death resulting from our negligence, for fraud or any other matter in relation to which we cannot legally exclude liability.</w:t>
+              <w:t xml:space="preserve"> excludes to the fullest extent lawfully permitted all liability whatsoever for any loss or damage howsoever arising from reliance on the contents of this report. We do not however exclude our liability (if any) for personal injury or death resulting from our negligence, for fraud or any other matter in relation to which we cannot legally exclude liability.</w:t>
             </w:r>
           </w:p>
         </w:tc>
@@ -2881,22 +2851,6 @@
     <w:p>
       <w:pPr>
         <w:jc w:val="both"/>
-        <w:rPr>
-          <w:lang w:val="en-GB"/>
-        </w:rPr>
-      </w:pPr>
-    </w:p>
-    <w:p>
-      <w:pPr>
-        <w:jc w:val="both"/>
-        <w:rPr>
-          <w:lang w:val="en-GB"/>
-        </w:rPr>
-      </w:pPr>
-    </w:p>
-    <w:p>
-      <w:pPr>
-        <w:jc w:val="both"/>
       </w:pPr>
       <w:r>
         <w:rPr>
@@ -3140,6 +3094,116 @@
     </w:p>
     <w:p>
       <w:r>
+        <w:t xml:space="preserve">Professional versions </w:t>
+      </w:r>
+      <w:proofErr w:type="spellStart"/>
+      <w:r>
+        <w:t>prior</w:t>
+      </w:r>
+      <w:proofErr w:type="spellEnd"/>
+      <w:r>
+        <w:t xml:space="preserve"> to 2.1 and </w:t>
+      </w:r>
+      <w:proofErr w:type="spellStart"/>
+      <w:r>
+        <w:t>before</w:t>
+      </w:r>
+      <w:proofErr w:type="spellEnd"/>
+      <w:r>
+        <w:t xml:space="preserve"> the maintenance </w:t>
+      </w:r>
+      <w:proofErr w:type="spellStart"/>
+      <w:r>
+        <w:t>takeover</w:t>
+      </w:r>
+      <w:proofErr w:type="spellEnd"/>
+      <w:r>
+        <w:t xml:space="preserve"> by </w:t>
+      </w:r>
+      <w:r>
+        <w:t xml:space="preserve">the </w:t>
+      </w:r>
+      <w:proofErr w:type="spellStart"/>
+      <w:r>
+        <w:t>C</w:t>
+      </w:r>
+      <w:r>
+        <w:t>limate</w:t>
+      </w:r>
+      <w:proofErr w:type="spellEnd"/>
+      <w:r>
+        <w:t xml:space="preserve"> Action Accelerator are not </w:t>
+      </w:r>
+      <w:proofErr w:type="spellStart"/>
+      <w:r>
+        <w:t>available</w:t>
+      </w:r>
+      <w:proofErr w:type="spellEnd"/>
+      <w:r>
+        <w:t xml:space="preserve"> on GitHub; </w:t>
+      </w:r>
+      <w:proofErr w:type="spellStart"/>
+      <w:r>
+        <w:t>however</w:t>
+      </w:r>
+      <w:proofErr w:type="spellEnd"/>
+      <w:r>
+        <w:t xml:space="preserve">, </w:t>
+      </w:r>
+      <w:proofErr w:type="spellStart"/>
+      <w:r>
+        <w:t>you</w:t>
+      </w:r>
+      <w:proofErr w:type="spellEnd"/>
+      <w:r>
+        <w:t xml:space="preserve"> </w:t>
+      </w:r>
+      <w:proofErr w:type="spellStart"/>
+      <w:r>
+        <w:t>may</w:t>
+      </w:r>
+      <w:proofErr w:type="spellEnd"/>
+      <w:r>
+        <w:t xml:space="preserve"> </w:t>
+      </w:r>
+      <w:proofErr w:type="spellStart"/>
+      <w:r>
+        <w:t>request</w:t>
+      </w:r>
+      <w:proofErr w:type="spellEnd"/>
+      <w:r>
+        <w:t xml:space="preserve"> </w:t>
+      </w:r>
+      <w:proofErr w:type="spellStart"/>
+      <w:r>
+        <w:t>them</w:t>
+      </w:r>
+      <w:proofErr w:type="spellEnd"/>
+      <w:r>
+        <w:t xml:space="preserve"> </w:t>
+      </w:r>
+      <w:proofErr w:type="spellStart"/>
+      <w:r>
+        <w:t>from</w:t>
+      </w:r>
+      <w:proofErr w:type="spellEnd"/>
+      <w:r>
+        <w:t xml:space="preserve"> us via email if </w:t>
+      </w:r>
+      <w:proofErr w:type="spellStart"/>
+      <w:r>
+        <w:t>needed</w:t>
+      </w:r>
+      <w:proofErr w:type="spellEnd"/>
+      <w:r>
+        <w:t>.</w:t>
+      </w:r>
+    </w:p>
+    <w:p>
+      <w:r>
+        <w:rPr>
+          <w:noProof/>
+        </w:rPr>
         <w:drawing>
           <wp:inline distT="0" distB="0" distL="0" distR="0" wp14:anchorId="728F66EB" wp14:editId="4467ACFC">
             <wp:extent cx="2063620" cy="532738"/>
@@ -3715,21 +3779,7 @@
         <w:rPr>
           <w:lang w:val="en-GB"/>
         </w:rPr>
-        <w:t xml:space="preserve">The Humanitarian Carbon Calculator + enables humanitarian organisations to calculate their carbon footprint and identify the main sources of carbon emissions, </w:t>
-      </w:r>
-      <w:proofErr w:type="gramStart"/>
-      <w:r>
-        <w:rPr>
-          <w:lang w:val="en-GB"/>
-        </w:rPr>
-        <w:t>in order to</w:t>
-      </w:r>
-      <w:proofErr w:type="gramEnd"/>
-      <w:r>
-        <w:rPr>
-          <w:lang w:val="en-GB"/>
-        </w:rPr>
-        <w:t xml:space="preserve"> implement the most effective reduction solutions for their organisation. The enhanced version can </w:t>
+        <w:t xml:space="preserve">The Humanitarian Carbon Calculator + enables humanitarian organisations to calculate their carbon footprint and identify the main sources of carbon emissions, in order to implement the most effective reduction solutions for their organisation. The enhanced version can </w:t>
       </w:r>
       <w:r>
         <w:rPr>
@@ -4949,14 +4999,7 @@
                                   <w:sz w:val="18"/>
                                   <w:szCs w:val="18"/>
                                 </w:rPr>
-                                <w:t xml:space="preserve">connected to </w:t>
-                              </w:r>
-                              <w:r>
-                                <w:rPr>
-                                  <w:sz w:val="18"/>
-                                  <w:szCs w:val="18"/>
-                                </w:rPr>
-                                <w:t>a external data visualisation like</w:t>
+                                <w:t>connected to a external data visualisation like</w:t>
                               </w:r>
                               <w:r>
                                 <w:rPr>
@@ -5123,14 +5166,7 @@
                             <w:sz w:val="18"/>
                             <w:szCs w:val="18"/>
                           </w:rPr>
-                          <w:t xml:space="preserve">connected to </w:t>
-                        </w:r>
-                        <w:r>
-                          <w:rPr>
-                            <w:sz w:val="18"/>
-                            <w:szCs w:val="18"/>
-                          </w:rPr>
-                          <w:t>a external data visualisation like</w:t>
+                          <w:t>connected to a external data visualisation like</w:t>
                         </w:r>
                         <w:r>
                           <w:rPr>
@@ -10206,29 +10242,13 @@
           <w:bCs/>
           <w:lang w:val="en-GB"/>
         </w:rPr>
-        <w:t xml:space="preserve"> Settings</w:t>
-      </w:r>
-      <w:proofErr w:type="gramStart"/>
-      <w:r>
-        <w:rPr>
-          <w:b/>
-          <w:bCs/>
-          <w:lang w:val="en-GB"/>
-        </w:rPr>
-        <w:t>…</w:t>
-      </w:r>
-      <w:r>
-        <w:rPr>
-          <w:lang w:val="en-GB"/>
-        </w:rPr>
-        <w:t xml:space="preserve"> .</w:t>
-      </w:r>
-      <w:proofErr w:type="gramEnd"/>
-      <w:r>
-        <w:rPr>
-          <w:lang w:val="en-GB"/>
-        </w:rPr>
-        <w:t xml:space="preserve"> In the Trust </w:t>
+        <w:t xml:space="preserve"> Settings…</w:t>
+      </w:r>
+      <w:r>
+        <w:rPr>
+          <w:lang w:val="en-GB"/>
+        </w:rPr>
+        <w:t xml:space="preserve"> . In the Trust </w:t>
       </w:r>
       <w:proofErr w:type="spellStart"/>
       <w:r>
@@ -12374,21 +12394,7 @@
         <w:rPr>
           <w:lang w:val="en-GB"/>
         </w:rPr>
-        <w:t xml:space="preserve"> tab between the P and HH columns according to the entity concerned and the associated emissions item. For example, you can enter here the number of litres of LPG consumed by your stationary combustion sources </w:t>
-      </w:r>
-      <w:proofErr w:type="gramStart"/>
-      <w:r>
-        <w:rPr>
-          <w:lang w:val="en-GB"/>
-        </w:rPr>
-        <w:t>in a given</w:t>
-      </w:r>
-      <w:proofErr w:type="gramEnd"/>
-      <w:r>
-        <w:rPr>
-          <w:lang w:val="en-GB"/>
-        </w:rPr>
-        <w:t xml:space="preserve"> entity, and this </w:t>
+        <w:t xml:space="preserve"> tab between the P and HH columns according to the entity concerned and the associated emissions item. For example, you can enter here the number of litres of LPG consumed by your stationary combustion sources in a given entity, and this </w:t>
       </w:r>
       <w:r>
         <w:rPr>
@@ -12691,27 +12697,13 @@
         <w:rPr>
           <w:lang w:val="en-US"/>
         </w:rPr>
-        <w:t xml:space="preserve"> whether there </w:t>
-      </w:r>
-      <w:proofErr w:type="gramStart"/>
+        <w:t xml:space="preserve"> whether there is any </w:t>
+      </w:r>
       <w:r>
         <w:rPr>
           <w:lang w:val="en-US"/>
         </w:rPr>
-        <w:t xml:space="preserve">is any </w:t>
-      </w:r>
-      <w:r>
-        <w:rPr>
-          <w:lang w:val="en-US"/>
-        </w:rPr>
-        <w:t>error</w:t>
-      </w:r>
-      <w:proofErr w:type="gramEnd"/>
-      <w:r>
-        <w:rPr>
-          <w:lang w:val="en-US"/>
-        </w:rPr>
-        <w:t>/mismatch</w:t>
+        <w:t>error/mismatch</w:t>
       </w:r>
       <w:r>
         <w:rPr>
@@ -12808,21 +12800,7 @@
         <w:rPr>
           <w:lang w:val="en-US"/>
         </w:rPr>
-        <w:t xml:space="preserve"> whether there </w:t>
-      </w:r>
-      <w:proofErr w:type="gramStart"/>
-      <w:r>
-        <w:rPr>
-          <w:lang w:val="en-US"/>
-        </w:rPr>
-        <w:t>is any error</w:t>
-      </w:r>
-      <w:proofErr w:type="gramEnd"/>
-      <w:r>
-        <w:rPr>
-          <w:lang w:val="en-US"/>
-        </w:rPr>
-        <w:t>/mismatch</w:t>
+        <w:t xml:space="preserve"> whether there is any error/mismatch</w:t>
       </w:r>
       <w:r>
         <w:rPr>
@@ -14478,13 +14456,8 @@
       <w:r>
         <w:t xml:space="preserve">selecting values “FALSE” </w:t>
       </w:r>
-      <w:proofErr w:type="gramStart"/>
-      <w:r>
-        <w:t>and  for</w:t>
-      </w:r>
-      <w:proofErr w:type="gramEnd"/>
-      <w:r>
-        <w:t xml:space="preserve"> each row </w:t>
+      <w:r>
+        <w:t xml:space="preserve">and  for each row </w:t>
       </w:r>
       <w:r>
         <w:t xml:space="preserve">you </w:t>
@@ -14899,7 +14872,6 @@
         </w:rPr>
         <w:t xml:space="preserve">1 and paste it to all the rows in column </w:t>
       </w:r>
-      <w:proofErr w:type="gramStart"/>
       <w:r>
         <w:rPr>
           <w:color w:val="FFC000"/>
@@ -14918,7 +14890,6 @@
         </w:rPr>
         <w:t>.</w:t>
       </w:r>
-      <w:proofErr w:type="gramEnd"/>
     </w:p>
     <w:p>
       <w:pPr>
@@ -17352,14 +17323,12 @@
       <w:r>
         <w:t xml:space="preserve">certainty </w:t>
       </w:r>
-      <w:proofErr w:type="gramStart"/>
       <w:r>
         <w:t>level</w:t>
       </w:r>
       <w:r>
         <w:t>(</w:t>
       </w:r>
-      <w:proofErr w:type="gramEnd"/>
       <w:r>
         <w:t>from 25% to 100%.</w:t>
       </w:r>
@@ -17602,15 +17571,7 @@
         <w:t xml:space="preserve"> </w:t>
       </w:r>
       <w:r>
-        <w:t xml:space="preserve">the overall quality score for the footprint. They are used </w:t>
-      </w:r>
-      <w:proofErr w:type="gramStart"/>
-      <w:r>
-        <w:t>in particular to</w:t>
-      </w:r>
-      <w:proofErr w:type="gramEnd"/>
-      <w:r>
-        <w:t xml:space="preserve"> define what needs to be worked on to obtain better data</w:t>
+        <w:t>the overall quality score for the footprint. They are used in particular to define what needs to be worked on to obtain better data</w:t>
       </w:r>
       <w:r>
         <w:t xml:space="preserve"> in the future</w:t>
@@ -18177,16 +18138,11 @@
         <w:t>(1</w:t>
       </w:r>
       <w:r>
-        <w:t xml:space="preserve"> screenshot </w:t>
-      </w:r>
-      <w:proofErr w:type="gramStart"/>
-      <w:r>
-        <w:t xml:space="preserve">below </w:t>
+        <w:t xml:space="preserve"> screenshot below </w:t>
       </w:r>
       <w:r>
         <w:t>)</w:t>
       </w:r>
-      <w:proofErr w:type="gramEnd"/>
       <w:r>
         <w:t xml:space="preserve"> </w:t>
       </w:r>
@@ -21184,15 +21140,7 @@
         </w:numPr>
       </w:pPr>
       <w:r>
-        <w:t xml:space="preserve">Don't hesitate to train the staff responsible for servicing and maintaining refrigeration equipment so that they are able to identify the types of </w:t>
-      </w:r>
-      <w:proofErr w:type="gramStart"/>
-      <w:r>
-        <w:t>refrigerant</w:t>
-      </w:r>
-      <w:proofErr w:type="gramEnd"/>
-      <w:r>
-        <w:t xml:space="preserve"> and determine the quantities that have leaked. </w:t>
+        <w:t xml:space="preserve">Don't hesitate to train the staff responsible for servicing and maintaining refrigeration equipment so that they are able to identify the types of refrigerant and determine the quantities that have leaked. </w:t>
       </w:r>
     </w:p>
     <w:p>
@@ -26724,7 +26672,6 @@
         </w:rPr>
         <w:t>3</w:t>
       </w:r>
-      <w:proofErr w:type="gramStart"/>
       <w:r>
         <w:rPr>
           <w:b/>
@@ -26746,25 +26693,8 @@
           <w:color w:val="C00000"/>
           <w:lang w:val="en-GB"/>
         </w:rPr>
-        <w:t>!!</w:t>
-      </w:r>
-      <w:proofErr w:type="gramEnd"/>
-      <w:r>
-        <w:rPr>
-          <w:color w:val="C00000"/>
-          <w:lang w:val="en-GB"/>
-        </w:rPr>
-        <w:t xml:space="preserve"> FOR ADVANCED USERS </w:t>
-      </w:r>
-      <w:proofErr w:type="gramStart"/>
-      <w:r>
-        <w:rPr>
-          <w:color w:val="C00000"/>
-          <w:lang w:val="en-GB"/>
-        </w:rPr>
-        <w:t>ONLY !!</w:t>
-      </w:r>
-      <w:proofErr w:type="gramEnd"/>
+        <w:t>!! FOR ADVANCED USERS ONLY !!</w:t>
+      </w:r>
     </w:p>
     <w:p>
       <w:pPr>
@@ -27769,15 +27699,7 @@
         <w:t>To calculate the level of uncertainty,</w:t>
       </w:r>
       <w:r>
-        <w:t xml:space="preserve"> the idea is to combine the uncertainty of the emission factor and the uncertainty of the input data. To do this (the uncertainties being independent of each other), we use the uncertainty propagation method to reflect the relative contribution to the total uncertainty of </w:t>
-      </w:r>
-      <w:proofErr w:type="gramStart"/>
-      <w:r>
-        <w:t>the final result</w:t>
-      </w:r>
-      <w:proofErr w:type="gramEnd"/>
-      <w:r>
-        <w:t>. (The two uncertainties are percentages.)</w:t>
+        <w:t xml:space="preserve"> the idea is to combine the uncertainty of the emission factor and the uncertainty of the input data. To do this (the uncertainties being independent of each other), we use the uncertainty propagation method to reflect the relative contribution to the total uncertainty of the final result. (The two uncertainties are percentages.)</w:t>
       </w:r>
     </w:p>
     <w:p>
@@ -27791,7 +27713,6 @@
       <w:r>
         <w:t>Combined Uncertainty = √ (</w:t>
       </w:r>
-      <w:proofErr w:type="gramStart"/>
       <w:r>
         <w:rPr>
           <w:rFonts w:ascii="Cambria Math" w:eastAsia="Cambria Math" w:hAnsi="Cambria Math" w:cs="Cambria Math" w:hint="eastAsia"/>
@@ -27799,15 +27720,7 @@
         <w:t>〖</w:t>
       </w:r>
       <w:r>
-        <w:t>(</w:t>
-      </w:r>
-      <w:proofErr w:type="gramEnd"/>
-      <w:r>
-        <w:t xml:space="preserve">EF </w:t>
-      </w:r>
-      <w:proofErr w:type="gramStart"/>
-      <w:r>
-        <w:t>Uncertainty)</w:t>
+        <w:t>(EF Uncertainty)</w:t>
       </w:r>
       <w:r>
         <w:rPr>
@@ -27815,11 +27728,9 @@
         </w:rPr>
         <w:t>〗</w:t>
       </w:r>
-      <w:proofErr w:type="gramEnd"/>
       <w:r>
         <w:t>^2 +</w:t>
       </w:r>
-      <w:proofErr w:type="gramStart"/>
       <w:r>
         <w:rPr>
           <w:rFonts w:ascii="Cambria Math" w:eastAsia="Cambria Math" w:hAnsi="Cambria Math" w:cs="Cambria Math" w:hint="eastAsia"/>
@@ -27827,15 +27738,7 @@
         <w:t>〖</w:t>
       </w:r>
       <w:r>
-        <w:t>(</w:t>
-      </w:r>
-      <w:proofErr w:type="gramEnd"/>
-      <w:r>
-        <w:t xml:space="preserve">Data </w:t>
-      </w:r>
-      <w:proofErr w:type="gramStart"/>
-      <w:r>
-        <w:t>Uncertainty)</w:t>
+        <w:t>(Data Uncertainty)</w:t>
       </w:r>
       <w:r>
         <w:rPr>
@@ -27843,15 +27746,9 @@
         </w:rPr>
         <w:t>〗</w:t>
       </w:r>
-      <w:proofErr w:type="gramEnd"/>
-      <w:r>
-        <w:t>^</w:t>
-      </w:r>
-      <w:proofErr w:type="gramStart"/>
-      <w:r>
-        <w:t>2 )</w:t>
-      </w:r>
-      <w:proofErr w:type="gramEnd"/>
+      <w:r>
+        <w:t>^2 )</w:t>
+      </w:r>
     </w:p>
     <w:p>
       <w:pPr>
@@ -28010,15 +27907,7 @@
         <w:t xml:space="preserve">: </w:t>
       </w:r>
       <w:r>
-        <w:t xml:space="preserve">a line corresponding to an emission factor </w:t>
-      </w:r>
-      <w:proofErr w:type="gramStart"/>
-      <w:r>
-        <w:t>in a given</w:t>
-      </w:r>
-      <w:proofErr w:type="gramEnd"/>
-      <w:r>
-        <w:t xml:space="preserve"> category and subcategory is not applicable to your organi</w:t>
+        <w:t>a line corresponding to an emission factor in a given category and subcategory is not applicable to your organi</w:t>
       </w:r>
       <w:r>
         <w:t>s</w:t>
@@ -28045,15 +27934,7 @@
         <w:t xml:space="preserve">: </w:t>
       </w:r>
       <w:r>
-        <w:t xml:space="preserve">a line corresponding to an emission factor </w:t>
-      </w:r>
-      <w:proofErr w:type="gramStart"/>
-      <w:r>
-        <w:t>in a given</w:t>
-      </w:r>
-      <w:proofErr w:type="gramEnd"/>
-      <w:r>
-        <w:t xml:space="preserve"> category and subcategory is applicable to your organi</w:t>
+        <w:t>a line corresponding to an emission factor in a given category and subcategory is applicable to your organi</w:t>
       </w:r>
       <w:r>
         <w:t>s</w:t>
@@ -28089,15 +27970,7 @@
         <w:t xml:space="preserve">cenario 3: </w:t>
       </w:r>
       <w:r>
-        <w:t xml:space="preserve">a line corresponding to an emission factor </w:t>
-      </w:r>
-      <w:proofErr w:type="gramStart"/>
-      <w:r>
-        <w:t>in a given</w:t>
-      </w:r>
-      <w:proofErr w:type="gramEnd"/>
-      <w:r>
-        <w:t xml:space="preserve"> category and subcategory is applicable to your organi</w:t>
+        <w:t>a line corresponding to an emission factor in a given category and subcategory is applicable to your organi</w:t>
       </w:r>
       <w:r>
         <w:t>s</w:t>
@@ -28128,15 +28001,7 @@
         <w:t xml:space="preserve">  </w:t>
       </w:r>
       <w:r>
-        <w:t xml:space="preserve">a line corresponding to an emission factor </w:t>
-      </w:r>
-      <w:proofErr w:type="gramStart"/>
-      <w:r>
-        <w:t>in a given</w:t>
-      </w:r>
-      <w:proofErr w:type="gramEnd"/>
-      <w:r>
-        <w:t xml:space="preserve"> category and subcategory is applicable to your organi</w:t>
+        <w:t>a line corresponding to an emission factor in a given category and subcategory is applicable to your organi</w:t>
       </w:r>
       <w:r>
         <w:t>sati</w:t>
@@ -28223,15 +28088,7 @@
         <w:t xml:space="preserve"> </w:t>
       </w:r>
       <w:r>
-        <w:t xml:space="preserve">a line corresponding to an emission factor </w:t>
-      </w:r>
-      <w:proofErr w:type="gramStart"/>
-      <w:r>
-        <w:t>in a given</w:t>
-      </w:r>
-      <w:proofErr w:type="gramEnd"/>
-      <w:r>
-        <w:t xml:space="preserve"> category and subcategory is applicable to your organi</w:t>
+        <w:t>a line corresponding to an emission factor in a given category and subcategory is applicable to your organi</w:t>
       </w:r>
       <w:r>
         <w:t>s</w:t>
@@ -28679,18 +28536,7 @@
                                   <w:shd w:val="clear" w:color="auto" w:fill="FFFFFF"/>
                                   <w:lang w:val="en-US"/>
                                 </w:rPr>
-                                <w:t xml:space="preserve"> to compile new emission factors that the different </w:t>
-                              </w:r>
-                              <w:r>
-                                <w:rPr>
-                                  <w:rFonts w:eastAsia="Times New Roman" w:cstheme="minorHAnsi"/>
-                                  <w:b/>
-                                  <w:bCs/>
-                                  <w:color w:val="333333"/>
-                                  <w:shd w:val="clear" w:color="auto" w:fill="FFFFFF"/>
-                                  <w:lang w:val="en-US"/>
-                                </w:rPr>
-                                <w:t>organi</w:t>
+                                <w:t xml:space="preserve"> to compile new emission factors that the different organi</w:t>
                               </w:r>
                               <w:r>
                                 <w:rPr>
@@ -28825,18 +28671,7 @@
                             <w:shd w:val="clear" w:color="auto" w:fill="FFFFFF"/>
                             <w:lang w:val="en-US"/>
                           </w:rPr>
-                          <w:t xml:space="preserve"> to compile new emission factors that the different </w:t>
-                        </w:r>
-                        <w:r>
-                          <w:rPr>
-                            <w:rFonts w:eastAsia="Times New Roman" w:cstheme="minorHAnsi"/>
-                            <w:b/>
-                            <w:bCs/>
-                            <w:color w:val="333333"/>
-                            <w:shd w:val="clear" w:color="auto" w:fill="FFFFFF"/>
-                            <w:lang w:val="en-US"/>
-                          </w:rPr>
-                          <w:t>organi</w:t>
+                          <w:t xml:space="preserve"> to compile new emission factors that the different organi</w:t>
                         </w:r>
                         <w:r>
                           <w:rPr>
@@ -32839,15 +32674,7 @@
         <w:t>s</w:t>
       </w:r>
       <w:r>
-        <w:t xml:space="preserve">pace to enter the name of the organisation that added an emissions factor, so that it can be traced if </w:t>
-      </w:r>
-      <w:proofErr w:type="gramStart"/>
-      <w:r>
-        <w:t>necessary</w:t>
-      </w:r>
-      <w:proofErr w:type="gramEnd"/>
-      <w:r>
-        <w:t xml:space="preserve"> when the database is updated.</w:t>
+        <w:t>pace to enter the name of the organisation that added an emissions factor, so that it can be traced if necessary when the database is updated.</w:t>
       </w:r>
     </w:p>
     <w:p>
@@ -34102,13 +33929,8 @@
         </w:numPr>
         <w:ind w:left="1276"/>
       </w:pPr>
-      <w:proofErr w:type="gramStart"/>
-      <w:r>
-        <w:t>First</w:t>
-      </w:r>
-      <w:proofErr w:type="gramEnd"/>
-      <w:r>
-        <w:t xml:space="preserve"> you need to find the price per kWh of electricity for the country for which you don't have the physical data. For this, several sites are reliable sources of data:</w:t>
+      <w:r>
+        <w:t>First you need to find the price per kWh of electricity for the country for which you don't have the physical data. For this, several sites are reliable sources of data:</w:t>
       </w:r>
       <w:r>
         <w:t xml:space="preserve"> </w:t>
@@ -37359,23 +37181,7 @@
         <w:t xml:space="preserve">most of the categories, </w:t>
       </w:r>
       <w:r>
-        <w:t xml:space="preserve">to simplify things for less experienced users. It turns out that for some categories, and </w:t>
-      </w:r>
-      <w:proofErr w:type="gramStart"/>
-      <w:r>
-        <w:t>in particular for</w:t>
-      </w:r>
-      <w:proofErr w:type="gramEnd"/>
-      <w:r>
-        <w:t xml:space="preserve"> energy or fugitive emissions, allocation by budget, even if it is the easiest to obtain, may not be the most relevant. The most relevant </w:t>
-      </w:r>
-      <w:proofErr w:type="gramStart"/>
-      <w:r>
-        <w:t>would be</w:t>
-      </w:r>
-      <w:proofErr w:type="gramEnd"/>
-      <w:r>
-        <w:t xml:space="preserve"> allocation by m².  As not all organisations can obtain data on the m² of each entity, we have assigned the budget as the default allocation, however this can be changed and is even better if you have information on the number of m² for each entity.</w:t>
+        <w:t>to simplify things for less experienced users. It turns out that for some categories, and in particular for energy or fugitive emissions, allocation by budget, even if it is the easiest to obtain, may not be the most relevant. The most relevant would be allocation by m².  As not all organisations can obtain data on the m² of each entity, we have assigned the budget as the default allocation, however this can be changed and is even better if you have information on the number of m² for each entity.</w:t>
       </w:r>
     </w:p>
     <w:p>
@@ -37456,18 +37262,8 @@
                 <w:bCs/>
                 <w:lang w:val="en-GB"/>
               </w:rPr>
-              <w:t xml:space="preserve">By </w:t>
-            </w:r>
-            <w:proofErr w:type="gramStart"/>
-            <w:r>
-              <w:rPr>
-                <w:b/>
-                <w:bCs/>
-                <w:lang w:val="en-GB"/>
-              </w:rPr>
-              <w:t>default</w:t>
-            </w:r>
-            <w:proofErr w:type="gramEnd"/>
+              <w:t>By default</w:t>
+            </w:r>
           </w:p>
         </w:tc>
         <w:tc>
@@ -39420,13 +39216,8 @@
           <w:szCs w:val="24"/>
         </w:rPr>
       </w:pPr>
-      <w:proofErr w:type="gramStart"/>
-      <w:r>
-        <w:t>First of all</w:t>
-      </w:r>
-      <w:proofErr w:type="gramEnd"/>
-      <w:r>
-        <w:t xml:space="preserve">, make sure you have saved a blank version of the tool so that you can go back if necessary. </w:t>
+      <w:r>
+        <w:t xml:space="preserve">First of all, make sure you have saved a blank version of the tool so that you can go back if necessary. </w:t>
       </w:r>
     </w:p>
     <w:p>
@@ -39465,7 +39256,7 @@
           <w:noProof/>
         </w:rPr>
         <w:drawing>
-          <wp:anchor distT="0" distB="0" distL="114300" distR="114300" simplePos="0" relativeHeight="251659303" behindDoc="0" locked="0" layoutInCell="1" allowOverlap="1" wp14:anchorId="696CFF55" wp14:editId="38919757">
+          <wp:anchor distT="0" distB="0" distL="114300" distR="114300" simplePos="0" relativeHeight="251659303" behindDoc="0" locked="0" layoutInCell="1" allowOverlap="1" wp14:anchorId="696CFF55" wp14:editId="37B84396">
             <wp:simplePos x="0" y="0"/>
             <wp:positionH relativeFrom="column">
               <wp:posOffset>4294911</wp:posOffset>
@@ -39733,15 +39524,7 @@
         <w:t>between the IA and XK columns must be updated.</w:t>
       </w:r>
       <w:r>
-        <w:t xml:space="preserve"> This operation therefore </w:t>
-      </w:r>
-      <w:proofErr w:type="gramStart"/>
-      <w:r>
-        <w:t>has to</w:t>
-      </w:r>
-      <w:proofErr w:type="gramEnd"/>
-      <w:r>
-        <w:t xml:space="preserve"> be repeated many times (for all 9 collection tabs!).</w:t>
+        <w:t xml:space="preserve"> This operation therefore has to be repeated many times (for all 9 collection tabs!).</w:t>
       </w:r>
     </w:p>
     <w:p>
@@ -39820,7 +39603,7 @@
           <w:lang w:val="en-GB"/>
         </w:rPr>
         <w:drawing>
-          <wp:anchor distT="0" distB="0" distL="114300" distR="114300" simplePos="0" relativeHeight="251658249" behindDoc="0" locked="0" layoutInCell="1" allowOverlap="1" wp14:anchorId="588AA274" wp14:editId="5CD027BE">
+          <wp:anchor distT="0" distB="0" distL="114300" distR="114300" simplePos="0" relativeHeight="251658249" behindDoc="0" locked="0" layoutInCell="1" allowOverlap="1" wp14:anchorId="588AA274" wp14:editId="5933EA81">
             <wp:simplePos x="0" y="0"/>
             <wp:positionH relativeFrom="column">
               <wp:posOffset>-236855</wp:posOffset>
@@ -41206,7 +40989,7 @@
           <w:lang w:val="en-GB"/>
         </w:rPr>
         <w:drawing>
-          <wp:anchor distT="0" distB="0" distL="114300" distR="114300" simplePos="0" relativeHeight="251658266" behindDoc="0" locked="0" layoutInCell="1" allowOverlap="1" wp14:anchorId="41754C4D" wp14:editId="13C08C39">
+          <wp:anchor distT="0" distB="0" distL="114300" distR="114300" simplePos="0" relativeHeight="251658266" behindDoc="0" locked="0" layoutInCell="1" allowOverlap="1" wp14:anchorId="41754C4D" wp14:editId="6B2A84C2">
             <wp:simplePos x="0" y="0"/>
             <wp:positionH relativeFrom="column">
               <wp:posOffset>-71120</wp:posOffset>
@@ -41863,23 +41646,13 @@
               </w:rPr>
               <w:t xml:space="preserve">2021 inflation rates </w:t>
             </w:r>
-            <w:proofErr w:type="gramStart"/>
             <w:r>
               <w:rPr>
                 <w:i/>
                 <w:iCs/>
                 <w:lang w:val="en-GB"/>
               </w:rPr>
-              <w:t>is</w:t>
-            </w:r>
-            <w:proofErr w:type="gramEnd"/>
-            <w:r>
-              <w:rPr>
-                <w:i/>
-                <w:iCs/>
-                <w:lang w:val="en-GB"/>
-              </w:rPr>
-              <w:t xml:space="preserve"> 3.42%</w:t>
+              <w:t>is 3.42%</w:t>
             </w:r>
           </w:p>
         </w:tc>
@@ -41900,7 +41673,7 @@
           <w:lang w:val="en-GB"/>
         </w:rPr>
         <w:drawing>
-          <wp:anchor distT="0" distB="0" distL="114300" distR="114300" simplePos="0" relativeHeight="251658262" behindDoc="0" locked="0" layoutInCell="1" allowOverlap="1" wp14:anchorId="429BD26B" wp14:editId="34BB628D">
+          <wp:anchor distT="0" distB="0" distL="114300" distR="114300" simplePos="0" relativeHeight="251658262" behindDoc="0" locked="0" layoutInCell="1" allowOverlap="1" wp14:anchorId="429BD26B" wp14:editId="59A0069C">
             <wp:simplePos x="0" y="0"/>
             <wp:positionH relativeFrom="column">
               <wp:posOffset>-71755</wp:posOffset>
@@ -43316,7 +43089,6 @@
           <w:docPartUnique/>
         </w:docPartObj>
       </w:sdtPr>
-      <w:sdtEndPr/>
       <w:sdtContent>
         <w:r>
           <w:fldChar w:fldCharType="begin"/>
@@ -50894,15 +50666,6 @@
 </file>
 
 <file path=customXml/item1.xml><?xml version="1.0" encoding="utf-8"?>
-<?mso-contentType ?>
-<FormTemplates xmlns="http://schemas.microsoft.com/sharepoint/v3/contenttype/forms">
-  <Display>DocumentLibraryForm</Display>
-  <Edit>DocumentLibraryForm</Edit>
-  <New>DocumentLibraryForm</New>
-</FormTemplates>
-</file>
-
-<file path=customXml/item2.xml><?xml version="1.0" encoding="utf-8"?>
 <p:properties xmlns:p="http://schemas.microsoft.com/office/2006/metadata/properties" xmlns:xsi="http://www.w3.org/2001/XMLSchema-instance" xmlns:pc="http://schemas.microsoft.com/office/infopath/2007/PartnerControls">
   <documentManagement>
     <TaxCatchAll xmlns="a2df02af-3501-485b-b40b-535dfdd5fb01" xsi:nil="true"/>
@@ -50913,8 +50676,17 @@
 </p:properties>
 </file>
 
+<file path=customXml/item2.xml><?xml version="1.0" encoding="utf-8"?>
+<b:Sources xmlns:b="http://schemas.openxmlformats.org/officeDocument/2006/bibliography" xmlns="http://schemas.openxmlformats.org/officeDocument/2006/bibliography" SelectedStyle="\APASixthEditionOfficeOnline.xsl" StyleName="APA" Version="6"/>
+</file>
+
 <file path=customXml/item3.xml><?xml version="1.0" encoding="utf-8"?>
-<b:Sources xmlns:b="http://schemas.openxmlformats.org/officeDocument/2006/bibliography" xmlns="http://schemas.openxmlformats.org/officeDocument/2006/bibliography" SelectedStyle="\APASixthEditionOfficeOnline.xsl" StyleName="APA" Version="6"/>
+<?mso-contentType ?>
+<FormTemplates xmlns="http://schemas.microsoft.com/sharepoint/v3/contenttype/forms">
+  <Display>DocumentLibraryForm</Display>
+  <Edit>DocumentLibraryForm</Edit>
+  <New>DocumentLibraryForm</New>
+</FormTemplates>
 </file>
 
 <file path=customXml/item4.xml><?xml version="1.0" encoding="utf-8"?>
@@ -51113,14 +50885,6 @@
 </file>
 
 <file path=customXml/itemProps1.xml><?xml version="1.0" encoding="utf-8"?>
-<ds:datastoreItem xmlns:ds="http://schemas.openxmlformats.org/officeDocument/2006/customXml" ds:itemID="{E0656F49-B7EF-41A1-BA6C-A36F3B6DC861}">
-  <ds:schemaRefs>
-    <ds:schemaRef ds:uri="http://schemas.microsoft.com/sharepoint/v3/contenttype/forms"/>
-  </ds:schemaRefs>
-</ds:datastoreItem>
-</file>
-
-<file path=customXml/itemProps2.xml><?xml version="1.0" encoding="utf-8"?>
 <ds:datastoreItem xmlns:ds="http://schemas.openxmlformats.org/officeDocument/2006/customXml" ds:itemID="{F34D112E-61EC-4B48-A984-427AD4601CFC}">
   <ds:schemaRefs>
     <ds:schemaRef ds:uri="http://schemas.microsoft.com/office/2006/metadata/properties"/>
@@ -51131,10 +50895,18 @@
 </ds:datastoreItem>
 </file>
 
-<file path=customXml/itemProps3.xml><?xml version="1.0" encoding="utf-8"?>
+<file path=customXml/itemProps2.xml><?xml version="1.0" encoding="utf-8"?>
 <ds:datastoreItem xmlns:ds="http://schemas.openxmlformats.org/officeDocument/2006/customXml" ds:itemID="{906C246F-C0F6-4D98-89AB-84E6C0EC457F}">
   <ds:schemaRefs>
     <ds:schemaRef ds:uri="http://schemas.openxmlformats.org/officeDocument/2006/bibliography"/>
+  </ds:schemaRefs>
+</ds:datastoreItem>
+</file>
+
+<file path=customXml/itemProps3.xml><?xml version="1.0" encoding="utf-8"?>
+<ds:datastoreItem xmlns:ds="http://schemas.openxmlformats.org/officeDocument/2006/customXml" ds:itemID="{E0656F49-B7EF-41A1-BA6C-A36F3B6DC861}">
+  <ds:schemaRefs>
+    <ds:schemaRef ds:uri="http://schemas.microsoft.com/sharepoint/v3/contenttype/forms"/>
   </ds:schemaRefs>
 </ds:datastoreItem>
 </file>
